--- a/documents/arithmetique/tamarin_arith_3as.docx
+++ b/documents/arithmetique/tamarin_arith_3as.docx
@@ -4313,7 +4313,7 @@
           <w:tbl>
             <w:tblPr>
               <w:tblStyle w:val="Table"/>
-              <w:tblW w:type="auto" w:w="0"/>
+              <w:tblW w:w="2850" w:type="dxa"/>
               <w:jc w:val="center"/>
               <w:tblBorders>
                 <w:top w:val="single" w:sz="4" w:space="0" w:color="000000"/>
@@ -4323,22 +4323,24 @@
                 <w:insideH w:val="single" w:sz="4" w:space="0" w:color="000000"/>
                 <w:insideV w:val="single" w:sz="4" w:space="0" w:color="000000"/>
               </w:tblBorders>
-              <w:tblLayout w:type="autofit"/>
+              <w:tblLayout w:type="fixed"/>
               <w:tblLook w:firstRow="1" w:lastRow="0" w:firstColumn="0" w:lastColumn="0" w:noHBand="0" w:noVBand="0" w:val="0020"/>
             </w:tblPr>
             <w:tblGrid>
-              <w:gridCol w:w="1584"/>
-              <w:gridCol w:w="1584"/>
-              <w:gridCol w:w="1584"/>
-              <w:gridCol w:w="1584"/>
-              <w:gridCol w:w="1584"/>
+              <w:gridCol w:w="675"/>
+              <w:gridCol w:w="675"/>
+              <w:gridCol w:w="525"/>
+              <w:gridCol w:w="525"/>
+              <w:gridCol w:w="450"/>
             </w:tblGrid>
             <w:tr>
               <w:trPr>
                 <w:tblHeader w:val="true"/>
               </w:trPr>
               <w:tc>
-                <w:tcPr/>
+                <w:tcPr>
+                  <w:tcW w:w="675" w:type="dxa"/>
+                </w:tcPr>
                 <w:p>
                   <w:pPr>
                     <w:pStyle w:val="Compact"/>
@@ -4362,7 +4364,9 @@
                 </w:p>
               </w:tc>
               <w:tc>
-                <w:tcPr/>
+                <w:tcPr>
+                  <w:tcW w:w="675" w:type="dxa"/>
+                </w:tcPr>
                 <w:p>
                   <w:pPr>
                     <w:pStyle w:val="Compact"/>
@@ -4383,7 +4387,9 @@
                 </w:p>
               </w:tc>
               <w:tc>
-                <w:tcPr/>
+                <w:tcPr>
+                  <w:tcW w:w="525" w:type="dxa"/>
+                </w:tcPr>
                 <w:p>
                   <w:pPr>
                     <w:pStyle w:val="Compact"/>
@@ -4404,7 +4410,9 @@
                 </w:p>
               </w:tc>
               <w:tc>
-                <w:tcPr/>
+                <w:tcPr>
+                  <w:tcW w:w="525" w:type="dxa"/>
+                </w:tcPr>
                 <w:p>
                   <w:pPr>
                     <w:pStyle w:val="Compact"/>
@@ -4419,7 +4427,9 @@
                 </w:p>
               </w:tc>
               <w:tc>
-                <w:tcPr/>
+                <w:tcPr>
+                  <w:tcW w:w="450" w:type="dxa"/>
+                </w:tcPr>
                 <w:p>
                   <w:pPr>
                     <w:pStyle w:val="Compact"/>
@@ -4436,7 +4446,9 @@
             </w:tr>
             <w:tr>
               <w:tc>
-                <w:tcPr/>
+                <w:tcPr>
+                  <w:tcW w:w="675" w:type="dxa"/>
+                </w:tcPr>
                 <w:p>
                   <w:pPr>
                     <w:pStyle w:val="Compact"/>
@@ -4451,7 +4463,9 @@
                 </w:p>
               </w:tc>
               <w:tc>
-                <w:tcPr/>
+                <w:tcPr>
+                  <w:tcW w:w="675" w:type="dxa"/>
+                </w:tcPr>
                 <w:p>
                   <w:pPr>
                     <w:pStyle w:val="Compact"/>
@@ -4472,7 +4486,9 @@
                 </w:p>
               </w:tc>
               <w:tc>
-                <w:tcPr/>
+                <w:tcPr>
+                  <w:tcW w:w="525" w:type="dxa"/>
+                </w:tcPr>
                 <w:p>
                   <w:pPr>
                     <w:pStyle w:val="Compact"/>
@@ -4493,7 +4509,9 @@
                 </w:p>
               </w:tc>
               <w:tc>
-                <w:tcPr/>
+                <w:tcPr>
+                  <w:tcW w:w="525" w:type="dxa"/>
+                </w:tcPr>
                 <w:p>
                   <w:pPr>
                     <w:pStyle w:val="Compact"/>
@@ -4514,7 +4532,9 @@
                 </w:p>
               </w:tc>
               <w:tc>
-                <w:tcPr/>
+                <w:tcPr>
+                  <w:tcW w:w="450" w:type="dxa"/>
+                </w:tcPr>
                 <w:p>
                   <w:pPr>
                     <w:pStyle w:val="Compact"/>
@@ -5240,7 +5260,7 @@
           <w:tbl>
             <w:tblPr>
               <w:tblStyle w:val="Table"/>
-              <w:tblW w:type="auto" w:w="0"/>
+              <w:tblW w:w="3675" w:type="dxa"/>
               <w:jc w:val="center"/>
               <w:tblBorders>
                 <w:top w:val="single" w:sz="4" w:space="0" w:color="000000"/>
@@ -5250,24 +5270,26 @@
                 <w:insideH w:val="single" w:sz="4" w:space="0" w:color="000000"/>
                 <w:insideV w:val="single" w:sz="4" w:space="0" w:color="000000"/>
               </w:tblBorders>
-              <w:tblLayout w:type="autofit"/>
+              <w:tblLayout w:type="fixed"/>
               <w:tblLook w:firstRow="1" w:lastRow="0" w:firstColumn="0" w:lastColumn="0" w:noHBand="0" w:noVBand="0" w:val="0020"/>
             </w:tblPr>
             <w:tblGrid>
-              <w:gridCol w:w="1131"/>
-              <w:gridCol w:w="1131"/>
-              <w:gridCol w:w="1131"/>
-              <w:gridCol w:w="1131"/>
-              <w:gridCol w:w="1131"/>
-              <w:gridCol w:w="1131"/>
-              <w:gridCol w:w="1131"/>
+              <w:gridCol w:w="675"/>
+              <w:gridCol w:w="525"/>
+              <w:gridCol w:w="525"/>
+              <w:gridCol w:w="525"/>
+              <w:gridCol w:w="450"/>
+              <w:gridCol w:w="450"/>
+              <w:gridCol w:w="525"/>
             </w:tblGrid>
             <w:tr>
               <w:trPr>
                 <w:tblHeader w:val="true"/>
               </w:trPr>
               <w:tc>
-                <w:tcPr/>
+                <w:tcPr>
+                  <w:tcW w:w="675" w:type="dxa"/>
+                </w:tcPr>
                 <w:p>
                   <w:pPr>
                     <w:pStyle w:val="Compact"/>
@@ -5291,7 +5313,9 @@
                 </w:p>
               </w:tc>
               <w:tc>
-                <w:tcPr/>
+                <w:tcPr>
+                  <w:tcW w:w="525" w:type="dxa"/>
+                </w:tcPr>
                 <w:p>
                   <w:pPr>
                     <w:pStyle w:val="Compact"/>
@@ -5312,7 +5336,9 @@
                 </w:p>
               </w:tc>
               <w:tc>
-                <w:tcPr/>
+                <w:tcPr>
+                  <w:tcW w:w="525" w:type="dxa"/>
+                </w:tcPr>
                 <w:p>
                   <w:pPr>
                     <w:pStyle w:val="Compact"/>
@@ -5333,7 +5359,9 @@
                 </w:p>
               </w:tc>
               <w:tc>
-                <w:tcPr/>
+                <w:tcPr>
+                  <w:tcW w:w="525" w:type="dxa"/>
+                </w:tcPr>
                 <w:p>
                   <w:pPr>
                     <w:pStyle w:val="Compact"/>
@@ -5354,7 +5382,9 @@
                 </w:p>
               </w:tc>
               <w:tc>
-                <w:tcPr/>
+                <w:tcPr>
+                  <w:tcW w:w="450" w:type="dxa"/>
+                </w:tcPr>
                 <w:p>
                   <w:pPr>
                     <w:pStyle w:val="Compact"/>
@@ -5369,7 +5399,9 @@
                 </w:p>
               </w:tc>
               <w:tc>
-                <w:tcPr/>
+                <w:tcPr>
+                  <w:tcW w:w="450" w:type="dxa"/>
+                </w:tcPr>
                 <w:p>
                   <w:pPr>
                     <w:pStyle w:val="Compact"/>
@@ -5384,7 +5416,9 @@
                 </w:p>
               </w:tc>
               <w:tc>
-                <w:tcPr/>
+                <w:tcPr>
+                  <w:tcW w:w="525" w:type="dxa"/>
+                </w:tcPr>
                 <w:p>
                   <w:pPr>
                     <w:pStyle w:val="Compact"/>
@@ -5401,7 +5435,9 @@
             </w:tr>
             <w:tr>
               <w:tc>
-                <w:tcPr/>
+                <w:tcPr>
+                  <w:tcW w:w="675" w:type="dxa"/>
+                </w:tcPr>
                 <w:p>
                   <w:pPr>
                     <w:pStyle w:val="Compact"/>
@@ -5416,7 +5452,9 @@
                 </w:p>
               </w:tc>
               <w:tc>
-                <w:tcPr/>
+                <w:tcPr>
+                  <w:tcW w:w="525" w:type="dxa"/>
+                </w:tcPr>
                 <w:p>
                   <w:pPr>
                     <w:pStyle w:val="Compact"/>
@@ -5437,7 +5475,9 @@
                 </w:p>
               </w:tc>
               <w:tc>
-                <w:tcPr/>
+                <w:tcPr>
+                  <w:tcW w:w="525" w:type="dxa"/>
+                </w:tcPr>
                 <w:p>
                   <w:pPr>
                     <w:pStyle w:val="Compact"/>
@@ -5458,7 +5498,9 @@
                 </w:p>
               </w:tc>
               <w:tc>
-                <w:tcPr/>
+                <w:tcPr>
+                  <w:tcW w:w="525" w:type="dxa"/>
+                </w:tcPr>
                 <w:p>
                   <w:pPr>
                     <w:pStyle w:val="Compact"/>
@@ -5473,7 +5515,9 @@
                 </w:p>
               </w:tc>
               <w:tc>
-                <w:tcPr/>
+                <w:tcPr>
+                  <w:tcW w:w="450" w:type="dxa"/>
+                </w:tcPr>
                 <w:p>
                   <w:pPr>
                     <w:pStyle w:val="Compact"/>
@@ -5488,7 +5532,9 @@
                 </w:p>
               </w:tc>
               <w:tc>
-                <w:tcPr/>
+                <w:tcPr>
+                  <w:tcW w:w="450" w:type="dxa"/>
+                </w:tcPr>
                 <w:p>
                   <w:pPr>
                     <w:pStyle w:val="Compact"/>
@@ -5503,7 +5549,9 @@
                 </w:p>
               </w:tc>
               <w:tc>
-                <w:tcPr/>
+                <w:tcPr>
+                  <w:tcW w:w="525" w:type="dxa"/>
+                </w:tcPr>
                 <w:p>
                   <w:pPr>
                     <w:pStyle w:val="Compact"/>
@@ -8638,7 +8686,7 @@
           <w:tbl>
             <w:tblPr>
               <w:tblStyle w:val="Table"/>
-              <w:tblW w:type="auto" w:w="0"/>
+              <w:tblW w:w="4575" w:type="dxa"/>
               <w:jc w:val="center"/>
               <w:tblBorders>
                 <w:top w:val="single" w:sz="4" w:space="0" w:color="000000"/>
@@ -8648,24 +8696,26 @@
                 <w:insideH w:val="single" w:sz="4" w:space="0" w:color="000000"/>
                 <w:insideV w:val="single" w:sz="4" w:space="0" w:color="000000"/>
               </w:tblBorders>
-              <w:tblLayout w:type="autofit"/>
+              <w:tblLayout w:type="fixed"/>
               <w:tblLook w:firstRow="1" w:lastRow="0" w:firstColumn="0" w:lastColumn="0" w:noHBand="0" w:noVBand="0" w:val="0020"/>
             </w:tblPr>
             <w:tblGrid>
-              <w:gridCol w:w="1131"/>
-              <w:gridCol w:w="1131"/>
-              <w:gridCol w:w="1131"/>
-              <w:gridCol w:w="1131"/>
-              <w:gridCol w:w="1131"/>
-              <w:gridCol w:w="1131"/>
-              <w:gridCol w:w="1131"/>
+              <w:gridCol w:w="1875"/>
+              <w:gridCol w:w="450"/>
+              <w:gridCol w:w="450"/>
+              <w:gridCol w:w="450"/>
+              <w:gridCol w:w="450"/>
+              <w:gridCol w:w="450"/>
+              <w:gridCol w:w="450"/>
             </w:tblGrid>
             <w:tr>
               <w:trPr>
                 <w:tblHeader w:val="true"/>
               </w:trPr>
               <w:tc>
-                <w:tcPr/>
+                <w:tcPr>
+                  <w:tcW w:w="1875" w:type="dxa"/>
+                </w:tcPr>
                 <w:p>
                   <w:pPr>
                     <w:pStyle w:val="Compact"/>
@@ -8680,7 +8730,9 @@
                 </w:p>
               </w:tc>
               <w:tc>
-                <w:tcPr/>
+                <w:tcPr>
+                  <w:tcW w:w="450" w:type="dxa"/>
+                </w:tcPr>
                 <w:p>
                   <w:pPr>
                     <w:pStyle w:val="Compact"/>
@@ -8695,7 +8747,9 @@
                 </w:p>
               </w:tc>
               <w:tc>
-                <w:tcPr/>
+                <w:tcPr>
+                  <w:tcW w:w="450" w:type="dxa"/>
+                </w:tcPr>
                 <w:p>
                   <w:pPr>
                     <w:pStyle w:val="Compact"/>
@@ -8710,7 +8764,9 @@
                 </w:p>
               </w:tc>
               <w:tc>
-                <w:tcPr/>
+                <w:tcPr>
+                  <w:tcW w:w="450" w:type="dxa"/>
+                </w:tcPr>
                 <w:p>
                   <w:pPr>
                     <w:pStyle w:val="Compact"/>
@@ -8725,7 +8781,9 @@
                 </w:p>
               </w:tc>
               <w:tc>
-                <w:tcPr/>
+                <w:tcPr>
+                  <w:tcW w:w="450" w:type="dxa"/>
+                </w:tcPr>
                 <w:p>
                   <w:pPr>
                     <w:pStyle w:val="Compact"/>
@@ -8740,7 +8798,9 @@
                 </w:p>
               </w:tc>
               <w:tc>
-                <w:tcPr/>
+                <w:tcPr>
+                  <w:tcW w:w="450" w:type="dxa"/>
+                </w:tcPr>
                 <w:p>
                   <w:pPr>
                     <w:pStyle w:val="Compact"/>
@@ -8755,7 +8815,9 @@
                 </w:p>
               </w:tc>
               <w:tc>
-                <w:tcPr/>
+                <w:tcPr>
+                  <w:tcW w:w="450" w:type="dxa"/>
+                </w:tcPr>
                 <w:p>
                   <w:pPr>
                     <w:pStyle w:val="Compact"/>
@@ -8772,7 +8834,9 @@
             </w:tr>
             <w:tr>
               <w:tc>
-                <w:tcPr/>
+                <w:tcPr>
+                  <w:tcW w:w="1875" w:type="dxa"/>
+                </w:tcPr>
                 <w:p>
                   <w:pPr>
                     <w:pStyle w:val="Compact"/>
@@ -8796,7 +8860,9 @@
                 </w:p>
               </w:tc>
               <w:tc>
-                <w:tcPr/>
+                <w:tcPr>
+                  <w:tcW w:w="450" w:type="dxa"/>
+                </w:tcPr>
                 <w:p>
                   <w:pPr>
                     <w:pStyle w:val="Compact"/>
@@ -8811,7 +8877,9 @@
                 </w:p>
               </w:tc>
               <w:tc>
-                <w:tcPr/>
+                <w:tcPr>
+                  <w:tcW w:w="450" w:type="dxa"/>
+                </w:tcPr>
                 <w:p>
                   <w:pPr>
                     <w:pStyle w:val="Compact"/>
@@ -8826,7 +8894,9 @@
                 </w:p>
               </w:tc>
               <w:tc>
-                <w:tcPr/>
+                <w:tcPr>
+                  <w:tcW w:w="450" w:type="dxa"/>
+                </w:tcPr>
                 <w:p>
                   <w:pPr>
                     <w:pStyle w:val="Compact"/>
@@ -8841,7 +8911,9 @@
                 </w:p>
               </w:tc>
               <w:tc>
-                <w:tcPr/>
+                <w:tcPr>
+                  <w:tcW w:w="450" w:type="dxa"/>
+                </w:tcPr>
                 <w:p>
                   <w:pPr>
                     <w:pStyle w:val="Compact"/>
@@ -8856,7 +8928,9 @@
                 </w:p>
               </w:tc>
               <w:tc>
-                <w:tcPr/>
+                <w:tcPr>
+                  <w:tcW w:w="450" w:type="dxa"/>
+                </w:tcPr>
                 <w:p>
                   <w:pPr>
                     <w:pStyle w:val="Compact"/>
@@ -8871,7 +8945,9 @@
                 </w:p>
               </w:tc>
               <w:tc>
-                <w:tcPr/>
+                <w:tcPr>
+                  <w:tcW w:w="450" w:type="dxa"/>
+                </w:tcPr>
                 <w:p>
                   <w:pPr>
                     <w:pStyle w:val="Compact"/>
@@ -8888,7 +8964,9 @@
             </w:tr>
             <w:tr>
               <w:tc>
-                <w:tcPr/>
+                <w:tcPr>
+                  <w:tcW w:w="1875" w:type="dxa"/>
+                </w:tcPr>
                 <w:p>
                   <w:pPr>
                     <w:pStyle w:val="Compact"/>
@@ -8904,7 +8982,9 @@
                 </w:p>
               </w:tc>
               <w:tc>
-                <w:tcPr/>
+                <w:tcPr>
+                  <w:tcW w:w="450" w:type="dxa"/>
+                </w:tcPr>
                 <w:p>
                   <w:pPr>
                     <w:pStyle w:val="Compact"/>
@@ -8919,7 +8999,9 @@
                 </w:p>
               </w:tc>
               <w:tc>
-                <w:tcPr/>
+                <w:tcPr>
+                  <w:tcW w:w="450" w:type="dxa"/>
+                </w:tcPr>
                 <w:p>
                   <w:pPr>
                     <w:pStyle w:val="Compact"/>
@@ -8934,7 +9016,9 @@
                 </w:p>
               </w:tc>
               <w:tc>
-                <w:tcPr/>
+                <w:tcPr>
+                  <w:tcW w:w="450" w:type="dxa"/>
+                </w:tcPr>
                 <w:p>
                   <w:pPr>
                     <w:pStyle w:val="Compact"/>
@@ -8949,7 +9033,9 @@
                 </w:p>
               </w:tc>
               <w:tc>
-                <w:tcPr/>
+                <w:tcPr>
+                  <w:tcW w:w="450" w:type="dxa"/>
+                </w:tcPr>
                 <w:p>
                   <w:pPr>
                     <w:pStyle w:val="Compact"/>
@@ -8964,7 +9050,9 @@
                 </w:p>
               </w:tc>
               <w:tc>
-                <w:tcPr/>
+                <w:tcPr>
+                  <w:tcW w:w="450" w:type="dxa"/>
+                </w:tcPr>
                 <w:p>
                   <w:pPr>
                     <w:pStyle w:val="Compact"/>
@@ -8979,7 +9067,9 @@
                 </w:p>
               </w:tc>
               <w:tc>
-                <w:tcPr/>
+                <w:tcPr>
+                  <w:tcW w:w="450" w:type="dxa"/>
+                </w:tcPr>
                 <w:p>
                   <w:pPr>
                     <w:pStyle w:val="Compact"/>
@@ -8996,7 +9086,9 @@
             </w:tr>
             <w:tr>
               <w:tc>
-                <w:tcPr/>
+                <w:tcPr>
+                  <w:tcW w:w="1875" w:type="dxa"/>
+                </w:tcPr>
                 <w:p>
                   <w:pPr>
                     <w:pStyle w:val="Compact"/>
@@ -9012,7 +9104,9 @@
                 </w:p>
               </w:tc>
               <w:tc>
-                <w:tcPr/>
+                <w:tcPr>
+                  <w:tcW w:w="450" w:type="dxa"/>
+                </w:tcPr>
                 <w:p>
                   <w:pPr>
                     <w:pStyle w:val="Compact"/>
@@ -9027,7 +9121,9 @@
                 </w:p>
               </w:tc>
               <w:tc>
-                <w:tcPr/>
+                <w:tcPr>
+                  <w:tcW w:w="450" w:type="dxa"/>
+                </w:tcPr>
                 <w:p>
                   <w:pPr>
                     <w:pStyle w:val="Compact"/>
@@ -9042,7 +9138,9 @@
                 </w:p>
               </w:tc>
               <w:tc>
-                <w:tcPr/>
+                <w:tcPr>
+                  <w:tcW w:w="450" w:type="dxa"/>
+                </w:tcPr>
                 <w:p>
                   <w:pPr>
                     <w:pStyle w:val="Compact"/>
@@ -9057,7 +9155,9 @@
                 </w:p>
               </w:tc>
               <w:tc>
-                <w:tcPr/>
+                <w:tcPr>
+                  <w:tcW w:w="450" w:type="dxa"/>
+                </w:tcPr>
                 <w:p>
                   <w:pPr>
                     <w:pStyle w:val="Compact"/>
@@ -9072,7 +9172,9 @@
                 </w:p>
               </w:tc>
               <w:tc>
-                <w:tcPr/>
+                <w:tcPr>
+                  <w:tcW w:w="450" w:type="dxa"/>
+                </w:tcPr>
                 <w:p>
                   <w:pPr>
                     <w:pStyle w:val="Compact"/>
@@ -9087,7 +9189,9 @@
                 </w:p>
               </w:tc>
               <w:tc>
-                <w:tcPr/>
+                <w:tcPr>
+                  <w:tcW w:w="450" w:type="dxa"/>
+                </w:tcPr>
                 <w:p>
                   <w:pPr>
                     <w:pStyle w:val="Compact"/>
@@ -12439,7 +12543,7 @@
           <w:tbl>
             <w:tblPr>
               <w:tblStyle w:val="Table"/>
-              <w:tblW w:type="auto" w:w="0"/>
+              <w:tblW w:w="3150" w:type="dxa"/>
               <w:jc w:val="center"/>
               <w:tblBorders>
                 <w:top w:val="single" w:sz="4" w:space="0" w:color="000000"/>
@@ -12449,21 +12553,23 @@
                 <w:insideH w:val="single" w:sz="4" w:space="0" w:color="000000"/>
                 <w:insideV w:val="single" w:sz="4" w:space="0" w:color="000000"/>
               </w:tblBorders>
-              <w:tblLayout w:type="autofit"/>
+              <w:tblLayout w:type="fixed"/>
               <w:tblLook w:firstRow="1" w:lastRow="0" w:firstColumn="0" w:lastColumn="0" w:noHBand="0" w:noVBand="0" w:val="0020"/>
             </w:tblPr>
             <w:tblGrid>
-              <w:gridCol w:w="1980"/>
-              <w:gridCol w:w="1980"/>
-              <w:gridCol w:w="1980"/>
-              <w:gridCol w:w="1980"/>
+              <w:gridCol w:w="1575"/>
+              <w:gridCol w:w="450"/>
+              <w:gridCol w:w="450"/>
+              <w:gridCol w:w="675"/>
             </w:tblGrid>
             <w:tr>
               <w:trPr>
                 <w:tblHeader w:val="true"/>
               </w:trPr>
               <w:tc>
-                <w:tcPr/>
+                <w:tcPr>
+                  <w:tcW w:w="1575" w:type="dxa"/>
+                </w:tcPr>
                 <w:p>
                   <w:pPr>
                     <w:pStyle w:val="Compact"/>
@@ -12509,7 +12615,9 @@
                 </w:p>
               </w:tc>
               <w:tc>
-                <w:tcPr/>
+                <w:tcPr>
+                  <w:tcW w:w="450" w:type="dxa"/>
+                </w:tcPr>
                 <w:p>
                   <w:pPr>
                     <w:pStyle w:val="Compact"/>
@@ -12524,7 +12632,9 @@
                 </w:p>
               </w:tc>
               <w:tc>
-                <w:tcPr/>
+                <w:tcPr>
+                  <w:tcW w:w="450" w:type="dxa"/>
+                </w:tcPr>
                 <w:p>
                   <w:pPr>
                     <w:pStyle w:val="Compact"/>
@@ -12539,7 +12649,9 @@
                 </w:p>
               </w:tc>
               <w:tc>
-                <w:tcPr/>
+                <w:tcPr>
+                  <w:tcW w:w="675" w:type="dxa"/>
+                </w:tcPr>
                 <w:p>
                   <w:pPr>
                     <w:pStyle w:val="Compact"/>
@@ -12556,7 +12668,9 @@
             </w:tr>
             <w:tr>
               <w:tc>
-                <w:tcPr/>
+                <w:tcPr>
+                  <w:tcW w:w="1575" w:type="dxa"/>
+                </w:tcPr>
                 <w:p>
                   <w:pPr>
                     <w:pStyle w:val="Compact"/>
@@ -12611,7 +12725,9 @@
                 </w:p>
               </w:tc>
               <w:tc>
-                <w:tcPr/>
+                <w:tcPr>
+                  <w:tcW w:w="450" w:type="dxa"/>
+                </w:tcPr>
                 <w:p>
                   <w:pPr>
                     <w:pStyle w:val="Compact"/>
@@ -12626,7 +12742,9 @@
                 </w:p>
               </w:tc>
               <w:tc>
-                <w:tcPr/>
+                <w:tcPr>
+                  <w:tcW w:w="450" w:type="dxa"/>
+                </w:tcPr>
                 <w:p>
                   <w:pPr>
                     <w:pStyle w:val="Compact"/>
@@ -12641,7 +12759,9 @@
                 </w:p>
               </w:tc>
               <w:tc>
-                <w:tcPr/>
+                <w:tcPr>
+                  <w:tcW w:w="675" w:type="dxa"/>
+                </w:tcPr>
                 <w:p>
                   <w:pPr>
                     <w:pStyle w:val="Compact"/>
@@ -12667,7 +12787,9 @@
             </w:tr>
             <w:tr>
               <w:tc>
-                <w:tcPr/>
+                <w:tcPr>
+                  <w:tcW w:w="1575" w:type="dxa"/>
+                </w:tcPr>
                 <w:p>
                   <w:pPr>
                     <w:pStyle w:val="Compact"/>
@@ -12731,7 +12853,9 @@
                 </w:p>
               </w:tc>
               <w:tc>
-                <w:tcPr/>
+                <w:tcPr>
+                  <w:tcW w:w="450" w:type="dxa"/>
+                </w:tcPr>
                 <w:p>
                   <w:pPr>
                     <w:pStyle w:val="Compact"/>
@@ -12746,7 +12870,9 @@
                 </w:p>
               </w:tc>
               <w:tc>
-                <w:tcPr/>
+                <w:tcPr>
+                  <w:tcW w:w="450" w:type="dxa"/>
+                </w:tcPr>
                 <w:p>
                   <w:pPr>
                     <w:pStyle w:val="Compact"/>
@@ -12761,7 +12887,9 @@
                 </w:p>
               </w:tc>
               <w:tc>
-                <w:tcPr/>
+                <w:tcPr>
+                  <w:tcW w:w="675" w:type="dxa"/>
+                </w:tcPr>
                 <w:p>
                   <w:pPr>
                     <w:pStyle w:val="Compact"/>
@@ -14210,7 +14338,7 @@
           <w:tbl>
             <w:tblPr>
               <w:tblStyle w:val="Table"/>
-              <w:tblW w:type="auto" w:w="0"/>
+              <w:tblW w:w="5100" w:type="dxa"/>
               <w:jc w:val="center"/>
               <w:tblBorders>
                 <w:top w:val="single" w:sz="4" w:space="0" w:color="000000"/>
@@ -14220,21 +14348,23 @@
                 <w:insideH w:val="single" w:sz="4" w:space="0" w:color="000000"/>
                 <w:insideV w:val="single" w:sz="4" w:space="0" w:color="000000"/>
               </w:tblBorders>
-              <w:tblLayout w:type="autofit"/>
+              <w:tblLayout w:type="fixed"/>
               <w:tblLook w:firstRow="1" w:lastRow="0" w:firstColumn="0" w:lastColumn="0" w:noHBand="0" w:noVBand="0" w:val="0020"/>
             </w:tblPr>
             <w:tblGrid>
-              <w:gridCol w:w="1980"/>
-              <w:gridCol w:w="1980"/>
-              <w:gridCol w:w="1980"/>
-              <w:gridCol w:w="1980"/>
+              <w:gridCol w:w="2925"/>
+              <w:gridCol w:w="525"/>
+              <w:gridCol w:w="825"/>
+              <w:gridCol w:w="825"/>
             </w:tblGrid>
             <w:tr>
               <w:trPr>
                 <w:tblHeader w:val="true"/>
               </w:trPr>
               <w:tc>
-                <w:tcPr/>
+                <w:tcPr>
+                  <w:tcW w:w="2925" w:type="dxa"/>
+                </w:tcPr>
                 <w:p>
                   <w:pPr>
                     <w:pStyle w:val="Compact"/>
@@ -14255,7 +14385,9 @@
                 </w:p>
               </w:tc>
               <w:tc>
-                <w:tcPr/>
+                <w:tcPr>
+                  <w:tcW w:w="525" w:type="dxa"/>
+                </w:tcPr>
                 <w:p>
                   <w:pPr>
                     <w:pStyle w:val="Compact"/>
@@ -14273,7 +14405,9 @@
                 </w:p>
               </w:tc>
               <w:tc>
-                <w:tcPr/>
+                <w:tcPr>
+                  <w:tcW w:w="825" w:type="dxa"/>
+                </w:tcPr>
                 <w:p>
                   <w:pPr>
                     <w:pStyle w:val="Compact"/>
@@ -14300,7 +14434,9 @@
                 </w:p>
               </w:tc>
               <w:tc>
-                <w:tcPr/>
+                <w:tcPr>
+                  <w:tcW w:w="825" w:type="dxa"/>
+                </w:tcPr>
                 <w:p>
                   <w:pPr>
                     <w:pStyle w:val="Compact"/>
@@ -14329,7 +14465,9 @@
             </w:tr>
             <w:tr>
               <w:tc>
-                <w:tcPr/>
+                <w:tcPr>
+                  <w:tcW w:w="2925" w:type="dxa"/>
+                </w:tcPr>
                 <w:p>
                   <w:pPr>
                     <w:pStyle w:val="Compact"/>
@@ -14388,7 +14526,9 @@
                 </w:p>
               </w:tc>
               <w:tc>
-                <w:tcPr/>
+                <w:tcPr>
+                  <w:tcW w:w="525" w:type="dxa"/>
+                </w:tcPr>
                 <w:p>
                   <w:pPr>
                     <w:pStyle w:val="Compact"/>
@@ -14403,7 +14543,9 @@
                 </w:p>
               </w:tc>
               <w:tc>
-                <w:tcPr/>
+                <w:tcPr>
+                  <w:tcW w:w="825" w:type="dxa"/>
+                </w:tcPr>
                 <w:p>
                   <w:pPr>
                     <w:pStyle w:val="Compact"/>
@@ -14418,7 +14560,9 @@
                 </w:p>
               </w:tc>
               <w:tc>
-                <w:tcPr/>
+                <w:tcPr>
+                  <w:tcW w:w="825" w:type="dxa"/>
+                </w:tcPr>
                 <w:p>
                   <w:pPr>
                     <w:pStyle w:val="Compact"/>
@@ -17316,7 +17460,7 @@
           <w:tbl>
             <w:tblPr>
               <w:tblStyle w:val="Table"/>
-              <w:tblW w:type="auto" w:w="0"/>
+              <w:tblW w:w="6900" w:type="dxa"/>
               <w:jc w:val="center"/>
               <w:tblBorders>
                 <w:top w:val="single" w:sz="4" w:space="0" w:color="000000"/>
@@ -17326,23 +17470,25 @@
                 <w:insideH w:val="single" w:sz="4" w:space="0" w:color="000000"/>
                 <w:insideV w:val="single" w:sz="4" w:space="0" w:color="000000"/>
               </w:tblBorders>
-              <w:tblLayout w:type="autofit"/>
+              <w:tblLayout w:type="fixed"/>
               <w:tblLook w:firstRow="1" w:lastRow="0" w:firstColumn="0" w:lastColumn="0" w:noHBand="0" w:noVBand="0" w:val="0020"/>
             </w:tblPr>
             <w:tblGrid>
-              <w:gridCol w:w="1320"/>
-              <w:gridCol w:w="1320"/>
-              <w:gridCol w:w="1320"/>
-              <w:gridCol w:w="1320"/>
-              <w:gridCol w:w="1320"/>
-              <w:gridCol w:w="1320"/>
+              <w:gridCol w:w="3075"/>
+              <w:gridCol w:w="525"/>
+              <w:gridCol w:w="825"/>
+              <w:gridCol w:w="825"/>
+              <w:gridCol w:w="825"/>
+              <w:gridCol w:w="825"/>
             </w:tblGrid>
             <w:tr>
               <w:trPr>
                 <w:tblHeader w:val="true"/>
               </w:trPr>
               <w:tc>
-                <w:tcPr/>
+                <w:tcPr>
+                  <w:tcW w:w="3075" w:type="dxa"/>
+                </w:tcPr>
                 <w:p>
                   <w:pPr>
                     <w:pStyle w:val="Compact"/>
@@ -17363,7 +17509,9 @@
                 </w:p>
               </w:tc>
               <w:tc>
-                <w:tcPr/>
+                <w:tcPr>
+                  <w:tcW w:w="525" w:type="dxa"/>
+                </w:tcPr>
                 <w:p>
                   <w:pPr>
                     <w:pStyle w:val="Compact"/>
@@ -17381,7 +17529,9 @@
                 </w:p>
               </w:tc>
               <w:tc>
-                <w:tcPr/>
+                <w:tcPr>
+                  <w:tcW w:w="825" w:type="dxa"/>
+                </w:tcPr>
                 <w:p>
                   <w:pPr>
                     <w:pStyle w:val="Compact"/>
@@ -17408,7 +17558,9 @@
                 </w:p>
               </w:tc>
               <w:tc>
-                <w:tcPr/>
+                <w:tcPr>
+                  <w:tcW w:w="825" w:type="dxa"/>
+                </w:tcPr>
                 <w:p>
                   <w:pPr>
                     <w:pStyle w:val="Compact"/>
@@ -17435,7 +17587,9 @@
                 </w:p>
               </w:tc>
               <w:tc>
-                <w:tcPr/>
+                <w:tcPr>
+                  <w:tcW w:w="825" w:type="dxa"/>
+                </w:tcPr>
                 <w:p>
                   <w:pPr>
                     <w:pStyle w:val="Compact"/>
@@ -17462,7 +17616,9 @@
                 </w:p>
               </w:tc>
               <w:tc>
-                <w:tcPr/>
+                <w:tcPr>
+                  <w:tcW w:w="825" w:type="dxa"/>
+                </w:tcPr>
                 <w:p>
                   <w:pPr>
                     <w:pStyle w:val="Compact"/>
@@ -17491,7 +17647,9 @@
             </w:tr>
             <w:tr>
               <w:tc>
-                <w:tcPr/>
+                <w:tcPr>
+                  <w:tcW w:w="3075" w:type="dxa"/>
+                </w:tcPr>
                 <w:p>
                   <w:pPr>
                     <w:pStyle w:val="Compact"/>
@@ -17550,7 +17708,9 @@
                 </w:p>
               </w:tc>
               <w:tc>
-                <w:tcPr/>
+                <w:tcPr>
+                  <w:tcW w:w="525" w:type="dxa"/>
+                </w:tcPr>
                 <w:p>
                   <w:pPr>
                     <w:pStyle w:val="Compact"/>
@@ -17565,7 +17725,9 @@
                 </w:p>
               </w:tc>
               <w:tc>
-                <w:tcPr/>
+                <w:tcPr>
+                  <w:tcW w:w="825" w:type="dxa"/>
+                </w:tcPr>
                 <w:p>
                   <w:pPr>
                     <w:pStyle w:val="Compact"/>
@@ -17580,7 +17742,9 @@
                 </w:p>
               </w:tc>
               <w:tc>
-                <w:tcPr/>
+                <w:tcPr>
+                  <w:tcW w:w="825" w:type="dxa"/>
+                </w:tcPr>
                 <w:p>
                   <w:pPr>
                     <w:pStyle w:val="Compact"/>
@@ -17595,7 +17759,9 @@
                 </w:p>
               </w:tc>
               <w:tc>
-                <w:tcPr/>
+                <w:tcPr>
+                  <w:tcW w:w="825" w:type="dxa"/>
+                </w:tcPr>
                 <w:p>
                   <w:pPr>
                     <w:pStyle w:val="Compact"/>
@@ -17610,7 +17776,9 @@
                 </w:p>
               </w:tc>
               <w:tc>
-                <w:tcPr/>
+                <w:tcPr>
+                  <w:tcW w:w="825" w:type="dxa"/>
+                </w:tcPr>
                 <w:p>
                   <w:pPr>
                     <w:pStyle w:val="Compact"/>
@@ -20536,7 +20704,7 @@
           <w:tbl>
             <w:tblPr>
               <w:tblStyle w:val="Table"/>
-              <w:tblW w:type="auto" w:w="0"/>
+              <w:tblW w:w="7575" w:type="dxa"/>
               <w:jc w:val="center"/>
               <w:tblBorders>
                 <w:top w:val="single" w:sz="4" w:space="0" w:color="000000"/>
@@ -20546,24 +20714,26 @@
                 <w:insideH w:val="single" w:sz="4" w:space="0" w:color="000000"/>
                 <w:insideV w:val="single" w:sz="4" w:space="0" w:color="000000"/>
               </w:tblBorders>
-              <w:tblLayout w:type="autofit"/>
+              <w:tblLayout w:type="fixed"/>
               <w:tblLook w:firstRow="1" w:lastRow="0" w:firstColumn="0" w:lastColumn="0" w:noHBand="0" w:noVBand="0" w:val="0020"/>
             </w:tblPr>
             <w:tblGrid>
-              <w:gridCol w:w="1131"/>
-              <w:gridCol w:w="1131"/>
-              <w:gridCol w:w="1131"/>
-              <w:gridCol w:w="1131"/>
-              <w:gridCol w:w="1131"/>
-              <w:gridCol w:w="1131"/>
-              <w:gridCol w:w="1131"/>
+              <w:gridCol w:w="2925"/>
+              <w:gridCol w:w="525"/>
+              <w:gridCol w:w="825"/>
+              <w:gridCol w:w="825"/>
+              <w:gridCol w:w="825"/>
+              <w:gridCol w:w="825"/>
+              <w:gridCol w:w="825"/>
             </w:tblGrid>
             <w:tr>
               <w:trPr>
                 <w:tblHeader w:val="true"/>
               </w:trPr>
               <w:tc>
-                <w:tcPr/>
+                <w:tcPr>
+                  <w:tcW w:w="2925" w:type="dxa"/>
+                </w:tcPr>
                 <w:p>
                   <w:pPr>
                     <w:pStyle w:val="Compact"/>
@@ -20584,7 +20754,9 @@
                 </w:p>
               </w:tc>
               <w:tc>
-                <w:tcPr/>
+                <w:tcPr>
+                  <w:tcW w:w="525" w:type="dxa"/>
+                </w:tcPr>
                 <w:p>
                   <w:pPr>
                     <w:pStyle w:val="Compact"/>
@@ -20602,7 +20774,9 @@
                 </w:p>
               </w:tc>
               <w:tc>
-                <w:tcPr/>
+                <w:tcPr>
+                  <w:tcW w:w="825" w:type="dxa"/>
+                </w:tcPr>
                 <w:p>
                   <w:pPr>
                     <w:pStyle w:val="Compact"/>
@@ -20629,7 +20803,9 @@
                 </w:p>
               </w:tc>
               <w:tc>
-                <w:tcPr/>
+                <w:tcPr>
+                  <w:tcW w:w="825" w:type="dxa"/>
+                </w:tcPr>
                 <w:p>
                   <w:pPr>
                     <w:pStyle w:val="Compact"/>
@@ -20656,7 +20832,9 @@
                 </w:p>
               </w:tc>
               <w:tc>
-                <w:tcPr/>
+                <w:tcPr>
+                  <w:tcW w:w="825" w:type="dxa"/>
+                </w:tcPr>
                 <w:p>
                   <w:pPr>
                     <w:pStyle w:val="Compact"/>
@@ -20683,7 +20861,9 @@
                 </w:p>
               </w:tc>
               <w:tc>
-                <w:tcPr/>
+                <w:tcPr>
+                  <w:tcW w:w="825" w:type="dxa"/>
+                </w:tcPr>
                 <w:p>
                   <w:pPr>
                     <w:pStyle w:val="Compact"/>
@@ -20710,7 +20890,9 @@
                 </w:p>
               </w:tc>
               <w:tc>
-                <w:tcPr/>
+                <w:tcPr>
+                  <w:tcW w:w="825" w:type="dxa"/>
+                </w:tcPr>
                 <w:p>
                   <w:pPr>
                     <w:pStyle w:val="Compact"/>
@@ -20739,7 +20921,9 @@
             </w:tr>
             <w:tr>
               <w:tc>
-                <w:tcPr/>
+                <w:tcPr>
+                  <w:tcW w:w="2925" w:type="dxa"/>
+                </w:tcPr>
                 <w:p>
                   <w:pPr>
                     <w:pStyle w:val="Compact"/>
@@ -20798,7 +20982,9 @@
                 </w:p>
               </w:tc>
               <w:tc>
-                <w:tcPr/>
+                <w:tcPr>
+                  <w:tcW w:w="525" w:type="dxa"/>
+                </w:tcPr>
                 <w:p>
                   <w:pPr>
                     <w:pStyle w:val="Compact"/>
@@ -20813,7 +20999,9 @@
                 </w:p>
               </w:tc>
               <w:tc>
-                <w:tcPr/>
+                <w:tcPr>
+                  <w:tcW w:w="825" w:type="dxa"/>
+                </w:tcPr>
                 <w:p>
                   <w:pPr>
                     <w:pStyle w:val="Compact"/>
@@ -20828,7 +21016,9 @@
                 </w:p>
               </w:tc>
               <w:tc>
-                <w:tcPr/>
+                <w:tcPr>
+                  <w:tcW w:w="825" w:type="dxa"/>
+                </w:tcPr>
                 <w:p>
                   <w:pPr>
                     <w:pStyle w:val="Compact"/>
@@ -20843,7 +21033,9 @@
                 </w:p>
               </w:tc>
               <w:tc>
-                <w:tcPr/>
+                <w:tcPr>
+                  <w:tcW w:w="825" w:type="dxa"/>
+                </w:tcPr>
                 <w:p>
                   <w:pPr>
                     <w:pStyle w:val="Compact"/>
@@ -20858,7 +21050,9 @@
                 </w:p>
               </w:tc>
               <w:tc>
-                <w:tcPr/>
+                <w:tcPr>
+                  <w:tcW w:w="825" w:type="dxa"/>
+                </w:tcPr>
                 <w:p>
                   <w:pPr>
                     <w:pStyle w:val="Compact"/>
@@ -20873,7 +21067,9 @@
                 </w:p>
               </w:tc>
               <w:tc>
-                <w:tcPr/>
+                <w:tcPr>
+                  <w:tcW w:w="825" w:type="dxa"/>
+                </w:tcPr>
                 <w:p>
                   <w:pPr>
                     <w:pStyle w:val="Compact"/>
@@ -22173,7 +22369,7 @@
           <w:tbl>
             <w:tblPr>
               <w:tblStyle w:val="Table"/>
-              <w:tblW w:type="auto" w:w="0"/>
+              <w:tblW w:w="5100" w:type="dxa"/>
               <w:jc w:val="center"/>
               <w:tblBorders>
                 <w:top w:val="single" w:sz="4" w:space="0" w:color="000000"/>
@@ -22183,21 +22379,23 @@
                 <w:insideH w:val="single" w:sz="4" w:space="0" w:color="000000"/>
                 <w:insideV w:val="single" w:sz="4" w:space="0" w:color="000000"/>
               </w:tblBorders>
-              <w:tblLayout w:type="autofit"/>
+              <w:tblLayout w:type="fixed"/>
               <w:tblLook w:firstRow="1" w:lastRow="0" w:firstColumn="0" w:lastColumn="0" w:noHBand="0" w:noVBand="0" w:val="0020"/>
             </w:tblPr>
             <w:tblGrid>
-              <w:gridCol w:w="1980"/>
-              <w:gridCol w:w="1980"/>
-              <w:gridCol w:w="1980"/>
-              <w:gridCol w:w="1980"/>
+              <w:gridCol w:w="2925"/>
+              <w:gridCol w:w="525"/>
+              <w:gridCol w:w="825"/>
+              <w:gridCol w:w="825"/>
             </w:tblGrid>
             <w:tr>
               <w:trPr>
                 <w:tblHeader w:val="true"/>
               </w:trPr>
               <w:tc>
-                <w:tcPr/>
+                <w:tcPr>
+                  <w:tcW w:w="2925" w:type="dxa"/>
+                </w:tcPr>
                 <w:p>
                   <w:pPr>
                     <w:pStyle w:val="Compact"/>
@@ -22218,7 +22416,9 @@
                 </w:p>
               </w:tc>
               <w:tc>
-                <w:tcPr/>
+                <w:tcPr>
+                  <w:tcW w:w="525" w:type="dxa"/>
+                </w:tcPr>
                 <w:p>
                   <w:pPr>
                     <w:pStyle w:val="Compact"/>
@@ -22236,7 +22436,9 @@
                 </w:p>
               </w:tc>
               <w:tc>
-                <w:tcPr/>
+                <w:tcPr>
+                  <w:tcW w:w="825" w:type="dxa"/>
+                </w:tcPr>
                 <w:p>
                   <w:pPr>
                     <w:pStyle w:val="Compact"/>
@@ -22263,7 +22465,9 @@
                 </w:p>
               </w:tc>
               <w:tc>
-                <w:tcPr/>
+                <w:tcPr>
+                  <w:tcW w:w="825" w:type="dxa"/>
+                </w:tcPr>
                 <w:p>
                   <w:pPr>
                     <w:pStyle w:val="Compact"/>
@@ -22292,7 +22496,9 @@
             </w:tr>
             <w:tr>
               <w:tc>
-                <w:tcPr/>
+                <w:tcPr>
+                  <w:tcW w:w="2925" w:type="dxa"/>
+                </w:tcPr>
                 <w:p>
                   <w:pPr>
                     <w:pStyle w:val="Compact"/>
@@ -22351,7 +22557,9 @@
                 </w:p>
               </w:tc>
               <w:tc>
-                <w:tcPr/>
+                <w:tcPr>
+                  <w:tcW w:w="525" w:type="dxa"/>
+                </w:tcPr>
                 <w:p>
                   <w:pPr>
                     <w:pStyle w:val="Compact"/>
@@ -22366,7 +22574,9 @@
                 </w:p>
               </w:tc>
               <w:tc>
-                <w:tcPr/>
+                <w:tcPr>
+                  <w:tcW w:w="825" w:type="dxa"/>
+                </w:tcPr>
                 <w:p>
                   <w:pPr>
                     <w:pStyle w:val="Compact"/>
@@ -22381,7 +22591,9 @@
                 </w:p>
               </w:tc>
               <w:tc>
-                <w:tcPr/>
+                <w:tcPr>
+                  <w:tcW w:w="825" w:type="dxa"/>
+                </w:tcPr>
                 <w:p>
                   <w:pPr>
                     <w:pStyle w:val="Compact"/>
@@ -22714,7 +22926,7 @@
           <w:tbl>
             <w:tblPr>
               <w:tblStyle w:val="Table"/>
-              <w:tblW w:type="auto" w:w="0"/>
+              <w:tblW w:w="6375" w:type="dxa"/>
               <w:jc w:val="center"/>
               <w:tblBorders>
                 <w:top w:val="single" w:sz="4" w:space="0" w:color="000000"/>
@@ -22724,24 +22936,26 @@
                 <w:insideH w:val="single" w:sz="4" w:space="0" w:color="000000"/>
                 <w:insideV w:val="single" w:sz="4" w:space="0" w:color="000000"/>
               </w:tblBorders>
-              <w:tblLayout w:type="autofit"/>
+              <w:tblLayout w:type="fixed"/>
               <w:tblLook w:firstRow="1" w:lastRow="0" w:firstColumn="0" w:lastColumn="0" w:noHBand="0" w:noVBand="0" w:val="0020"/>
             </w:tblPr>
             <w:tblGrid>
-              <w:gridCol w:w="1131"/>
-              <w:gridCol w:w="1131"/>
-              <w:gridCol w:w="1131"/>
-              <w:gridCol w:w="1131"/>
-              <w:gridCol w:w="1131"/>
-              <w:gridCol w:w="1131"/>
-              <w:gridCol w:w="1131"/>
+              <w:gridCol w:w="1725"/>
+              <w:gridCol w:w="525"/>
+              <w:gridCol w:w="825"/>
+              <w:gridCol w:w="825"/>
+              <w:gridCol w:w="825"/>
+              <w:gridCol w:w="825"/>
+              <w:gridCol w:w="825"/>
             </w:tblGrid>
             <w:tr>
               <w:trPr>
                 <w:tblHeader w:val="true"/>
               </w:trPr>
               <w:tc>
-                <w:tcPr/>
+                <w:tcPr>
+                  <w:tcW w:w="1725" w:type="dxa"/>
+                </w:tcPr>
                 <w:p>
                   <w:pPr>
                     <w:pStyle w:val="Compact"/>
@@ -22762,7 +22976,9 @@
                 </w:p>
               </w:tc>
               <w:tc>
-                <w:tcPr/>
+                <w:tcPr>
+                  <w:tcW w:w="525" w:type="dxa"/>
+                </w:tcPr>
                 <w:p>
                   <w:pPr>
                     <w:pStyle w:val="Compact"/>
@@ -22780,7 +22996,9 @@
                 </w:p>
               </w:tc>
               <w:tc>
-                <w:tcPr/>
+                <w:tcPr>
+                  <w:tcW w:w="825" w:type="dxa"/>
+                </w:tcPr>
                 <w:p>
                   <w:pPr>
                     <w:pStyle w:val="Compact"/>
@@ -22807,7 +23025,9 @@
                 </w:p>
               </w:tc>
               <w:tc>
-                <w:tcPr/>
+                <w:tcPr>
+                  <w:tcW w:w="825" w:type="dxa"/>
+                </w:tcPr>
                 <w:p>
                   <w:pPr>
                     <w:pStyle w:val="Compact"/>
@@ -22834,7 +23054,9 @@
                 </w:p>
               </w:tc>
               <w:tc>
-                <w:tcPr/>
+                <w:tcPr>
+                  <w:tcW w:w="825" w:type="dxa"/>
+                </w:tcPr>
                 <w:p>
                   <w:pPr>
                     <w:pStyle w:val="Compact"/>
@@ -22861,7 +23083,9 @@
                 </w:p>
               </w:tc>
               <w:tc>
-                <w:tcPr/>
+                <w:tcPr>
+                  <w:tcW w:w="825" w:type="dxa"/>
+                </w:tcPr>
                 <w:p>
                   <w:pPr>
                     <w:pStyle w:val="Compact"/>
@@ -22888,7 +23112,9 @@
                 </w:p>
               </w:tc>
               <w:tc>
-                <w:tcPr/>
+                <w:tcPr>
+                  <w:tcW w:w="825" w:type="dxa"/>
+                </w:tcPr>
                 <w:p>
                   <w:pPr>
                     <w:pStyle w:val="Compact"/>
@@ -22917,7 +23143,9 @@
             </w:tr>
             <w:tr>
               <w:tc>
-                <w:tcPr/>
+                <w:tcPr>
+                  <w:tcW w:w="1725" w:type="dxa"/>
+                </w:tcPr>
                 <w:p>
                   <w:pPr>
                     <w:pStyle w:val="Compact"/>
@@ -22972,7 +23200,9 @@
                 </w:p>
               </w:tc>
               <w:tc>
-                <w:tcPr/>
+                <w:tcPr>
+                  <w:tcW w:w="525" w:type="dxa"/>
+                </w:tcPr>
                 <w:p>
                   <w:pPr>
                     <w:pStyle w:val="Compact"/>
@@ -22987,7 +23217,9 @@
                 </w:p>
               </w:tc>
               <w:tc>
-                <w:tcPr/>
+                <w:tcPr>
+                  <w:tcW w:w="825" w:type="dxa"/>
+                </w:tcPr>
                 <w:p>
                   <w:pPr>
                     <w:pStyle w:val="Compact"/>
@@ -23002,7 +23234,9 @@
                 </w:p>
               </w:tc>
               <w:tc>
-                <w:tcPr/>
+                <w:tcPr>
+                  <w:tcW w:w="825" w:type="dxa"/>
+                </w:tcPr>
                 <w:p>
                   <w:pPr>
                     <w:pStyle w:val="Compact"/>
@@ -23017,7 +23251,9 @@
                 </w:p>
               </w:tc>
               <w:tc>
-                <w:tcPr/>
+                <w:tcPr>
+                  <w:tcW w:w="825" w:type="dxa"/>
+                </w:tcPr>
                 <w:p>
                   <w:pPr>
                     <w:pStyle w:val="Compact"/>
@@ -23032,7 +23268,9 @@
                 </w:p>
               </w:tc>
               <w:tc>
-                <w:tcPr/>
+                <w:tcPr>
+                  <w:tcW w:w="825" w:type="dxa"/>
+                </w:tcPr>
                 <w:p>
                   <w:pPr>
                     <w:pStyle w:val="Compact"/>
@@ -23047,7 +23285,9 @@
                 </w:p>
               </w:tc>
               <w:tc>
-                <w:tcPr/>
+                <w:tcPr>
+                  <w:tcW w:w="825" w:type="dxa"/>
+                </w:tcPr>
                 <w:p>
                   <w:pPr>
                     <w:pStyle w:val="Compact"/>
@@ -23064,7 +23304,9 @@
             </w:tr>
             <w:tr>
               <w:tc>
-                <w:tcPr/>
+                <w:tcPr>
+                  <w:tcW w:w="1725" w:type="dxa"/>
+                </w:tcPr>
                 <w:p>
                   <w:pPr>
                     <w:pStyle w:val="Compact"/>
@@ -23119,7 +23361,9 @@
                 </w:p>
               </w:tc>
               <w:tc>
-                <w:tcPr/>
+                <w:tcPr>
+                  <w:tcW w:w="525" w:type="dxa"/>
+                </w:tcPr>
                 <w:p>
                   <w:pPr>
                     <w:pStyle w:val="Compact"/>
@@ -23134,7 +23378,9 @@
                 </w:p>
               </w:tc>
               <w:tc>
-                <w:tcPr/>
+                <w:tcPr>
+                  <w:tcW w:w="825" w:type="dxa"/>
+                </w:tcPr>
                 <w:p>
                   <w:pPr>
                     <w:pStyle w:val="Compact"/>
@@ -23149,7 +23395,9 @@
                 </w:p>
               </w:tc>
               <w:tc>
-                <w:tcPr/>
+                <w:tcPr>
+                  <w:tcW w:w="825" w:type="dxa"/>
+                </w:tcPr>
                 <w:p>
                   <w:pPr>
                     <w:pStyle w:val="Compact"/>
@@ -23164,7 +23412,9 @@
                 </w:p>
               </w:tc>
               <w:tc>
-                <w:tcPr/>
+                <w:tcPr>
+                  <w:tcW w:w="825" w:type="dxa"/>
+                </w:tcPr>
                 <w:p>
                   <w:pPr>
                     <w:pStyle w:val="Compact"/>
@@ -23179,7 +23429,9 @@
                 </w:p>
               </w:tc>
               <w:tc>
-                <w:tcPr/>
+                <w:tcPr>
+                  <w:tcW w:w="825" w:type="dxa"/>
+                </w:tcPr>
                 <w:p>
                   <w:pPr>
                     <w:pStyle w:val="Compact"/>
@@ -23194,7 +23446,9 @@
                 </w:p>
               </w:tc>
               <w:tc>
-                <w:tcPr/>
+                <w:tcPr>
+                  <w:tcW w:w="825" w:type="dxa"/>
+                </w:tcPr>
                 <w:p>
                   <w:pPr>
                     <w:pStyle w:val="Compact"/>
@@ -23211,7 +23465,9 @@
             </w:tr>
             <w:tr>
               <w:tc>
-                <w:tcPr/>
+                <w:tcPr>
+                  <w:tcW w:w="1725" w:type="dxa"/>
+                </w:tcPr>
                 <w:p>
                   <w:pPr>
                     <w:pStyle w:val="Compact"/>
@@ -23284,7 +23540,9 @@
                 </w:p>
               </w:tc>
               <w:tc>
-                <w:tcPr/>
+                <w:tcPr>
+                  <w:tcW w:w="525" w:type="dxa"/>
+                </w:tcPr>
                 <w:p>
                   <w:pPr>
                     <w:pStyle w:val="Compact"/>
@@ -23299,7 +23557,9 @@
                 </w:p>
               </w:tc>
               <w:tc>
-                <w:tcPr/>
+                <w:tcPr>
+                  <w:tcW w:w="825" w:type="dxa"/>
+                </w:tcPr>
                 <w:p>
                   <w:pPr>
                     <w:pStyle w:val="Compact"/>
@@ -23314,7 +23574,9 @@
                 </w:p>
               </w:tc>
               <w:tc>
-                <w:tcPr/>
+                <w:tcPr>
+                  <w:tcW w:w="825" w:type="dxa"/>
+                </w:tcPr>
                 <w:p>
                   <w:pPr>
                     <w:pStyle w:val="Compact"/>
@@ -23329,7 +23591,9 @@
                 </w:p>
               </w:tc>
               <w:tc>
-                <w:tcPr/>
+                <w:tcPr>
+                  <w:tcW w:w="825" w:type="dxa"/>
+                </w:tcPr>
                 <w:p>
                   <w:pPr>
                     <w:pStyle w:val="Compact"/>
@@ -23344,7 +23608,9 @@
                 </w:p>
               </w:tc>
               <w:tc>
-                <w:tcPr/>
+                <w:tcPr>
+                  <w:tcW w:w="825" w:type="dxa"/>
+                </w:tcPr>
                 <w:p>
                   <w:pPr>
                     <w:pStyle w:val="Compact"/>
@@ -23359,7 +23625,9 @@
                 </w:p>
               </w:tc>
               <w:tc>
-                <w:tcPr/>
+                <w:tcPr>
+                  <w:tcW w:w="825" w:type="dxa"/>
+                </w:tcPr>
                 <w:p>
                   <w:pPr>
                     <w:pStyle w:val="Compact"/>
@@ -28592,7 +28860,7 @@
           <w:tbl>
             <w:tblPr>
               <w:tblStyle w:val="Table"/>
-              <w:tblW w:type="auto" w:w="0"/>
+              <w:tblW w:w="4125" w:type="dxa"/>
               <w:jc w:val="center"/>
               <w:tblBorders>
                 <w:top w:val="single" w:sz="4" w:space="0" w:color="000000"/>
@@ -28602,24 +28870,26 @@
                 <w:insideH w:val="single" w:sz="4" w:space="0" w:color="000000"/>
                 <w:insideV w:val="single" w:sz="4" w:space="0" w:color="000000"/>
               </w:tblBorders>
-              <w:tblLayout w:type="autofit"/>
+              <w:tblLayout w:type="fixed"/>
               <w:tblLook w:firstRow="1" w:lastRow="0" w:firstColumn="0" w:lastColumn="0" w:noHBand="0" w:noVBand="0" w:val="0020"/>
             </w:tblPr>
             <w:tblGrid>
-              <w:gridCol w:w="1131"/>
-              <w:gridCol w:w="1131"/>
-              <w:gridCol w:w="1131"/>
-              <w:gridCol w:w="1131"/>
-              <w:gridCol w:w="1131"/>
-              <w:gridCol w:w="1131"/>
-              <w:gridCol w:w="1131"/>
+              <w:gridCol w:w="975"/>
+              <w:gridCol w:w="525"/>
+              <w:gridCol w:w="525"/>
+              <w:gridCol w:w="525"/>
+              <w:gridCol w:w="525"/>
+              <w:gridCol w:w="525"/>
+              <w:gridCol w:w="525"/>
             </w:tblGrid>
             <w:tr>
               <w:trPr>
                 <w:tblHeader w:val="true"/>
               </w:trPr>
               <w:tc>
-                <w:tcPr/>
+                <w:tcPr>
+                  <w:tcW w:w="975" w:type="dxa"/>
+                </w:tcPr>
                 <w:p>
                   <w:pPr>
                     <w:pStyle w:val="Compact"/>
@@ -28634,7 +28904,9 @@
                 </w:p>
               </w:tc>
               <w:tc>
-                <w:tcPr/>
+                <w:tcPr>
+                  <w:tcW w:w="525" w:type="dxa"/>
+                </w:tcPr>
                 <w:p>
                   <w:pPr>
                     <w:pStyle w:val="Compact"/>
@@ -28649,7 +28921,9 @@
                 </w:p>
               </w:tc>
               <w:tc>
-                <w:tcPr/>
+                <w:tcPr>
+                  <w:tcW w:w="525" w:type="dxa"/>
+                </w:tcPr>
                 <w:p>
                   <w:pPr>
                     <w:pStyle w:val="Compact"/>
@@ -28664,7 +28938,9 @@
                 </w:p>
               </w:tc>
               <w:tc>
-                <w:tcPr/>
+                <w:tcPr>
+                  <w:tcW w:w="525" w:type="dxa"/>
+                </w:tcPr>
                 <w:p>
                   <w:pPr>
                     <w:pStyle w:val="Compact"/>
@@ -28679,7 +28955,9 @@
                 </w:p>
               </w:tc>
               <w:tc>
-                <w:tcPr/>
+                <w:tcPr>
+                  <w:tcW w:w="525" w:type="dxa"/>
+                </w:tcPr>
                 <w:p>
                   <w:pPr>
                     <w:pStyle w:val="Compact"/>
@@ -28694,7 +28972,9 @@
                 </w:p>
               </w:tc>
               <w:tc>
-                <w:tcPr/>
+                <w:tcPr>
+                  <w:tcW w:w="525" w:type="dxa"/>
+                </w:tcPr>
                 <w:p>
                   <w:pPr>
                     <w:pStyle w:val="Compact"/>
@@ -28709,7 +28989,9 @@
                 </w:p>
               </w:tc>
               <w:tc>
-                <w:tcPr/>
+                <w:tcPr>
+                  <w:tcW w:w="525" w:type="dxa"/>
+                </w:tcPr>
                 <w:p>
                   <w:pPr>
                     <w:pStyle w:val="Compact"/>
@@ -28726,7 +29008,9 @@
             </w:tr>
             <w:tr>
               <w:tc>
-                <w:tcPr/>
+                <w:tcPr>
+                  <w:tcW w:w="975" w:type="dxa"/>
+                </w:tcPr>
                 <w:p>
                   <w:pPr>
                     <w:pStyle w:val="Compact"/>
@@ -28753,7 +29037,9 @@
                 </w:p>
               </w:tc>
               <w:tc>
-                <w:tcPr/>
+                <w:tcPr>
+                  <w:tcW w:w="525" w:type="dxa"/>
+                </w:tcPr>
                 <w:p>
                   <w:pPr>
                     <w:pStyle w:val="Compact"/>
@@ -28768,7 +29054,9 @@
                 </w:p>
               </w:tc>
               <w:tc>
-                <w:tcPr/>
+                <w:tcPr>
+                  <w:tcW w:w="525" w:type="dxa"/>
+                </w:tcPr>
                 <w:p>
                   <w:pPr>
                     <w:pStyle w:val="Compact"/>
@@ -28783,7 +29071,9 @@
                 </w:p>
               </w:tc>
               <w:tc>
-                <w:tcPr/>
+                <w:tcPr>
+                  <w:tcW w:w="525" w:type="dxa"/>
+                </w:tcPr>
                 <w:p>
                   <w:pPr>
                     <w:pStyle w:val="Compact"/>
@@ -28798,7 +29088,9 @@
                 </w:p>
               </w:tc>
               <w:tc>
-                <w:tcPr/>
+                <w:tcPr>
+                  <w:tcW w:w="525" w:type="dxa"/>
+                </w:tcPr>
                 <w:p>
                   <w:pPr>
                     <w:pStyle w:val="Compact"/>
@@ -28813,7 +29105,9 @@
                 </w:p>
               </w:tc>
               <w:tc>
-                <w:tcPr/>
+                <w:tcPr>
+                  <w:tcW w:w="525" w:type="dxa"/>
+                </w:tcPr>
                 <w:p>
                   <w:pPr>
                     <w:pStyle w:val="Compact"/>
@@ -28828,7 +29122,9 @@
                 </w:p>
               </w:tc>
               <w:tc>
-                <w:tcPr/>
+                <w:tcPr>
+                  <w:tcW w:w="525" w:type="dxa"/>
+                </w:tcPr>
                 <w:p>
                   <w:pPr>
                     <w:pStyle w:val="Compact"/>
@@ -33004,7 +33300,7 @@
           <w:tbl>
             <w:tblPr>
               <w:tblStyle w:val="Table"/>
-              <w:tblW w:type="auto" w:w="0"/>
+              <w:tblW w:w="3375" w:type="dxa"/>
               <w:jc w:val="center"/>
               <w:tblBorders>
                 <w:top w:val="single" w:sz="4" w:space="0" w:color="000000"/>
@@ -33014,22 +33310,24 @@
                 <w:insideH w:val="single" w:sz="4" w:space="0" w:color="000000"/>
                 <w:insideV w:val="single" w:sz="4" w:space="0" w:color="000000"/>
               </w:tblBorders>
-              <w:tblLayout w:type="autofit"/>
+              <w:tblLayout w:type="fixed"/>
               <w:tblLook w:firstRow="1" w:lastRow="0" w:firstColumn="0" w:lastColumn="0" w:noHBand="0" w:noVBand="0" w:val="0020"/>
             </w:tblPr>
             <w:tblGrid>
-              <w:gridCol w:w="1584"/>
-              <w:gridCol w:w="1584"/>
-              <w:gridCol w:w="1584"/>
-              <w:gridCol w:w="1584"/>
-              <w:gridCol w:w="1584"/>
+              <w:gridCol w:w="975"/>
+              <w:gridCol w:w="675"/>
+              <w:gridCol w:w="675"/>
+              <w:gridCol w:w="525"/>
+              <w:gridCol w:w="525"/>
             </w:tblGrid>
             <w:tr>
               <w:trPr>
                 <w:tblHeader w:val="true"/>
               </w:trPr>
               <w:tc>
-                <w:tcPr/>
+                <w:tcPr>
+                  <w:tcW w:w="975" w:type="dxa"/>
+                </w:tcPr>
                 <w:p>
                   <w:pPr>
                     <w:pStyle w:val="Compact"/>
@@ -33050,7 +33348,9 @@
                 </w:p>
               </w:tc>
               <w:tc>
-                <w:tcPr/>
+                <w:tcPr>
+                  <w:tcW w:w="675" w:type="dxa"/>
+                </w:tcPr>
                 <w:p>
                   <w:pPr>
                     <w:pStyle w:val="Compact"/>
@@ -33065,7 +33365,9 @@
                 </w:p>
               </w:tc>
               <w:tc>
-                <w:tcPr/>
+                <w:tcPr>
+                  <w:tcW w:w="675" w:type="dxa"/>
+                </w:tcPr>
                 <w:p>
                   <w:pPr>
                     <w:pStyle w:val="Compact"/>
@@ -33080,7 +33382,9 @@
                 </w:p>
               </w:tc>
               <w:tc>
-                <w:tcPr/>
+                <w:tcPr>
+                  <w:tcW w:w="525" w:type="dxa"/>
+                </w:tcPr>
                 <w:p>
                   <w:pPr>
                     <w:pStyle w:val="Compact"/>
@@ -33095,7 +33399,9 @@
                 </w:p>
               </w:tc>
               <w:tc>
-                <w:tcPr/>
+                <w:tcPr>
+                  <w:tcW w:w="525" w:type="dxa"/>
+                </w:tcPr>
                 <w:p>
                   <w:pPr>
                     <w:pStyle w:val="Compact"/>
@@ -33112,7 +33418,9 @@
             </w:tr>
             <w:tr>
               <w:tc>
-                <w:tcPr/>
+                <w:tcPr>
+                  <w:tcW w:w="975" w:type="dxa"/>
+                </w:tcPr>
                 <w:p>
                   <w:pPr>
                     <w:pStyle w:val="Compact"/>
@@ -33133,7 +33441,9 @@
                 </w:p>
               </w:tc>
               <w:tc>
-                <w:tcPr/>
+                <w:tcPr>
+                  <w:tcW w:w="675" w:type="dxa"/>
+                </w:tcPr>
                 <w:p>
                   <w:pPr>
                     <w:pStyle w:val="Compact"/>
@@ -33148,7 +33458,9 @@
                 </w:p>
               </w:tc>
               <w:tc>
-                <w:tcPr/>
+                <w:tcPr>
+                  <w:tcW w:w="675" w:type="dxa"/>
+                </w:tcPr>
                 <w:p>
                   <w:pPr>
                     <w:pStyle w:val="Compact"/>
@@ -33163,7 +33475,9 @@
                 </w:p>
               </w:tc>
               <w:tc>
-                <w:tcPr/>
+                <w:tcPr>
+                  <w:tcW w:w="525" w:type="dxa"/>
+                </w:tcPr>
                 <w:p>
                   <w:pPr>
                     <w:pStyle w:val="Compact"/>
@@ -33178,7 +33492,9 @@
                 </w:p>
               </w:tc>
               <w:tc>
-                <w:tcPr/>
+                <w:tcPr>
+                  <w:tcW w:w="525" w:type="dxa"/>
+                </w:tcPr>
                 <w:p>
                   <w:pPr>
                     <w:pStyle w:val="Compact"/>
@@ -33195,7 +33511,9 @@
             </w:tr>
             <w:tr>
               <w:tc>
-                <w:tcPr/>
+                <w:tcPr>
+                  <w:tcW w:w="975" w:type="dxa"/>
+                </w:tcPr>
                 <w:p>
                   <w:pPr>
                     <w:pStyle w:val="Compact"/>
@@ -33228,7 +33546,9 @@
                 </w:p>
               </w:tc>
               <w:tc>
-                <w:tcPr/>
+                <w:tcPr>
+                  <w:tcW w:w="675" w:type="dxa"/>
+                </w:tcPr>
                 <w:p>
                   <w:pPr>
                     <w:pStyle w:val="Compact"/>
@@ -33243,7 +33563,9 @@
                 </w:p>
               </w:tc>
               <w:tc>
-                <w:tcPr/>
+                <w:tcPr>
+                  <w:tcW w:w="675" w:type="dxa"/>
+                </w:tcPr>
                 <w:p>
                   <w:pPr>
                     <w:pStyle w:val="Compact"/>
@@ -33258,7 +33580,9 @@
                 </w:p>
               </w:tc>
               <w:tc>
-                <w:tcPr/>
+                <w:tcPr>
+                  <w:tcW w:w="525" w:type="dxa"/>
+                </w:tcPr>
                 <w:p>
                   <w:pPr>
                     <w:pStyle w:val="Compact"/>
@@ -33273,7 +33597,9 @@
                 </w:p>
               </w:tc>
               <w:tc>
-                <w:tcPr/>
+                <w:tcPr>
+                  <w:tcW w:w="525" w:type="dxa"/>
+                </w:tcPr>
                 <w:p>
                   <w:pPr>
                     <w:pStyle w:val="Compact"/>
@@ -33290,7 +33616,9 @@
             </w:tr>
             <w:tr>
               <w:tc>
-                <w:tcPr/>
+                <w:tcPr>
+                  <w:tcW w:w="975" w:type="dxa"/>
+                </w:tcPr>
                 <w:p>
                   <w:pPr>
                     <w:pStyle w:val="Compact"/>
@@ -33323,7 +33651,9 @@
                 </w:p>
               </w:tc>
               <w:tc>
-                <w:tcPr/>
+                <w:tcPr>
+                  <w:tcW w:w="675" w:type="dxa"/>
+                </w:tcPr>
                 <w:p>
                   <w:pPr>
                     <w:pStyle w:val="Compact"/>
@@ -33338,7 +33668,9 @@
                 </w:p>
               </w:tc>
               <w:tc>
-                <w:tcPr/>
+                <w:tcPr>
+                  <w:tcW w:w="675" w:type="dxa"/>
+                </w:tcPr>
                 <w:p>
                   <w:pPr>
                     <w:pStyle w:val="Compact"/>
@@ -33353,7 +33685,9 @@
                 </w:p>
               </w:tc>
               <w:tc>
-                <w:tcPr/>
+                <w:tcPr>
+                  <w:tcW w:w="525" w:type="dxa"/>
+                </w:tcPr>
                 <w:p>
                   <w:pPr>
                     <w:pStyle w:val="Compact"/>
@@ -33368,7 +33702,9 @@
                 </w:p>
               </w:tc>
               <w:tc>
-                <w:tcPr/>
+                <w:tcPr>
+                  <w:tcW w:w="525" w:type="dxa"/>
+                </w:tcPr>
                 <w:p>
                   <w:pPr>
                     <w:pStyle w:val="Compact"/>
@@ -63744,7 +64080,7 @@
           <w:tbl>
             <w:tblPr>
               <w:tblStyle w:val="Table"/>
-              <w:tblW w:type="auto" w:w="0"/>
+              <w:tblW w:w="7575" w:type="dxa"/>
               <w:jc w:val="center"/>
               <w:tblBorders>
                 <w:top w:val="single" w:sz="4" w:space="0" w:color="000000"/>
@@ -63754,24 +64090,26 @@
                 <w:insideH w:val="single" w:sz="4" w:space="0" w:color="000000"/>
                 <w:insideV w:val="single" w:sz="4" w:space="0" w:color="000000"/>
               </w:tblBorders>
-              <w:tblLayout w:type="autofit"/>
+              <w:tblLayout w:type="fixed"/>
               <w:tblLook w:firstRow="1" w:lastRow="0" w:firstColumn="0" w:lastColumn="0" w:noHBand="0" w:noVBand="0" w:val="0020"/>
             </w:tblPr>
             <w:tblGrid>
-              <w:gridCol w:w="1131"/>
-              <w:gridCol w:w="1131"/>
-              <w:gridCol w:w="1131"/>
-              <w:gridCol w:w="1131"/>
-              <w:gridCol w:w="1131"/>
-              <w:gridCol w:w="1131"/>
-              <w:gridCol w:w="1131"/>
+              <w:gridCol w:w="2925"/>
+              <w:gridCol w:w="525"/>
+              <w:gridCol w:w="825"/>
+              <w:gridCol w:w="825"/>
+              <w:gridCol w:w="825"/>
+              <w:gridCol w:w="825"/>
+              <w:gridCol w:w="825"/>
             </w:tblGrid>
             <w:tr>
               <w:trPr>
                 <w:tblHeader w:val="true"/>
               </w:trPr>
               <w:tc>
-                <w:tcPr/>
+                <w:tcPr>
+                  <w:tcW w:w="2925" w:type="dxa"/>
+                </w:tcPr>
                 <w:p>
                   <w:pPr>
                     <w:pStyle w:val="Compact"/>
@@ -63792,7 +64130,9 @@
                 </w:p>
               </w:tc>
               <w:tc>
-                <w:tcPr/>
+                <w:tcPr>
+                  <w:tcW w:w="525" w:type="dxa"/>
+                </w:tcPr>
                 <w:p>
                   <w:pPr>
                     <w:pStyle w:val="Compact"/>
@@ -63810,7 +64150,9 @@
                 </w:p>
               </w:tc>
               <w:tc>
-                <w:tcPr/>
+                <w:tcPr>
+                  <w:tcW w:w="825" w:type="dxa"/>
+                </w:tcPr>
                 <w:p>
                   <w:pPr>
                     <w:pStyle w:val="Compact"/>
@@ -63837,7 +64179,9 @@
                 </w:p>
               </w:tc>
               <w:tc>
-                <w:tcPr/>
+                <w:tcPr>
+                  <w:tcW w:w="825" w:type="dxa"/>
+                </w:tcPr>
                 <w:p>
                   <w:pPr>
                     <w:pStyle w:val="Compact"/>
@@ -63864,7 +64208,9 @@
                 </w:p>
               </w:tc>
               <w:tc>
-                <w:tcPr/>
+                <w:tcPr>
+                  <w:tcW w:w="825" w:type="dxa"/>
+                </w:tcPr>
                 <w:p>
                   <w:pPr>
                     <w:pStyle w:val="Compact"/>
@@ -63891,7 +64237,9 @@
                 </w:p>
               </w:tc>
               <w:tc>
-                <w:tcPr/>
+                <w:tcPr>
+                  <w:tcW w:w="825" w:type="dxa"/>
+                </w:tcPr>
                 <w:p>
                   <w:pPr>
                     <w:pStyle w:val="Compact"/>
@@ -63918,7 +64266,9 @@
                 </w:p>
               </w:tc>
               <w:tc>
-                <w:tcPr/>
+                <w:tcPr>
+                  <w:tcW w:w="825" w:type="dxa"/>
+                </w:tcPr>
                 <w:p>
                   <w:pPr>
                     <w:pStyle w:val="Compact"/>
@@ -63947,7 +64297,9 @@
             </w:tr>
             <w:tr>
               <w:tc>
-                <w:tcPr/>
+                <w:tcPr>
+                  <w:tcW w:w="2925" w:type="dxa"/>
+                </w:tcPr>
                 <w:p>
                   <w:pPr>
                     <w:pStyle w:val="Compact"/>
@@ -64006,7 +64358,9 @@
                 </w:p>
               </w:tc>
               <w:tc>
-                <w:tcPr/>
+                <w:tcPr>
+                  <w:tcW w:w="525" w:type="dxa"/>
+                </w:tcPr>
                 <w:p>
                   <w:pPr>
                     <w:pStyle w:val="Compact"/>
@@ -64021,7 +64375,9 @@
                 </w:p>
               </w:tc>
               <w:tc>
-                <w:tcPr/>
+                <w:tcPr>
+                  <w:tcW w:w="825" w:type="dxa"/>
+                </w:tcPr>
                 <w:p>
                   <w:pPr>
                     <w:pStyle w:val="Compact"/>
@@ -64036,7 +64392,9 @@
                 </w:p>
               </w:tc>
               <w:tc>
-                <w:tcPr/>
+                <w:tcPr>
+                  <w:tcW w:w="825" w:type="dxa"/>
+                </w:tcPr>
                 <w:p>
                   <w:pPr>
                     <w:pStyle w:val="Compact"/>
@@ -64051,7 +64409,9 @@
                 </w:p>
               </w:tc>
               <w:tc>
-                <w:tcPr/>
+                <w:tcPr>
+                  <w:tcW w:w="825" w:type="dxa"/>
+                </w:tcPr>
                 <w:p>
                   <w:pPr>
                     <w:pStyle w:val="Compact"/>
@@ -64066,7 +64426,9 @@
                 </w:p>
               </w:tc>
               <w:tc>
-                <w:tcPr/>
+                <w:tcPr>
+                  <w:tcW w:w="825" w:type="dxa"/>
+                </w:tcPr>
                 <w:p>
                   <w:pPr>
                     <w:pStyle w:val="Compact"/>
@@ -64081,7 +64443,9 @@
                 </w:p>
               </w:tc>
               <w:tc>
-                <w:tcPr/>
+                <w:tcPr>
+                  <w:tcW w:w="825" w:type="dxa"/>
+                </w:tcPr>
                 <w:p>
                   <w:pPr>
                     <w:pStyle w:val="Compact"/>
@@ -66898,7 +67262,7 @@
           <w:tbl>
             <w:tblPr>
               <w:tblStyle w:val="Table"/>
-              <w:tblW w:type="auto" w:w="0"/>
+              <w:tblW w:w="3525" w:type="dxa"/>
               <w:jc w:val="center"/>
               <w:tblBorders>
                 <w:top w:val="single" w:sz="4" w:space="0" w:color="000000"/>
@@ -66908,20 +67272,22 @@
                 <w:insideH w:val="single" w:sz="4" w:space="0" w:color="000000"/>
                 <w:insideV w:val="single" w:sz="4" w:space="0" w:color="000000"/>
               </w:tblBorders>
-              <w:tblLayout w:type="autofit"/>
+              <w:tblLayout w:type="fixed"/>
               <w:tblLook w:firstRow="1" w:lastRow="0" w:firstColumn="0" w:lastColumn="0" w:noHBand="0" w:noVBand="0" w:val="0020"/>
             </w:tblPr>
             <w:tblGrid>
-              <w:gridCol w:w="2640"/>
-              <w:gridCol w:w="2640"/>
-              <w:gridCol w:w="2640"/>
+              <w:gridCol w:w="1875"/>
+              <w:gridCol w:w="825"/>
+              <w:gridCol w:w="825"/>
             </w:tblGrid>
             <w:tr>
               <w:trPr>
                 <w:tblHeader w:val="true"/>
               </w:trPr>
               <w:tc>
-                <w:tcPr/>
+                <w:tcPr>
+                  <w:tcW w:w="1875" w:type="dxa"/>
+                </w:tcPr>
                 <w:p>
                   <w:pPr>
                     <w:pStyle w:val="Compact"/>
@@ -66936,7 +67302,9 @@
                 </w:p>
               </w:tc>
               <w:tc>
-                <w:tcPr/>
+                <w:tcPr>
+                  <w:tcW w:w="825" w:type="dxa"/>
+                </w:tcPr>
                 <w:p>
                   <w:pPr>
                     <w:pStyle w:val="Compact"/>
@@ -66952,7 +67320,9 @@
                 </w:p>
               </w:tc>
               <w:tc>
-                <w:tcPr/>
+                <w:tcPr>
+                  <w:tcW w:w="825" w:type="dxa"/>
+                </w:tcPr>
                 <w:p>
                   <w:pPr>
                     <w:pStyle w:val="Compact"/>
@@ -66970,7 +67340,9 @@
             </w:tr>
             <w:tr>
               <w:tc>
-                <w:tcPr/>
+                <w:tcPr>
+                  <w:tcW w:w="1875" w:type="dxa"/>
+                </w:tcPr>
                 <w:p>
                   <w:pPr>
                     <w:pStyle w:val="Compact"/>
@@ -67028,7 +67400,9 @@
                 </w:p>
               </w:tc>
               <w:tc>
-                <w:tcPr/>
+                <w:tcPr>
+                  <w:tcW w:w="825" w:type="dxa"/>
+                </w:tcPr>
                 <w:p>
                   <w:pPr>
                     <w:pStyle w:val="Compact"/>
@@ -67043,7 +67417,9 @@
                 </w:p>
               </w:tc>
               <w:tc>
-                <w:tcPr/>
+                <w:tcPr>
+                  <w:tcW w:w="825" w:type="dxa"/>
+                </w:tcPr>
                 <w:p>
                   <w:pPr>
                     <w:pStyle w:val="Compact"/>

--- a/documents/arithmetique/tamarin_arith_3as.docx
+++ b/documents/arithmetique/tamarin_arith_3as.docx
@@ -79,6 +79,7 @@
     <w:p>
       <w:pPr>
         <w:bidi/>
+        <w:spacing w:before="120"/>
       </w:pPr>
     </w:p>
     <w:bookmarkStart w:id="20" w:name="القسمة-في-mathbbz-والقسمة-الإقليدية"/>
@@ -4313,7 +4314,7 @@
           <w:tbl>
             <w:tblPr>
               <w:tblStyle w:val="Table"/>
-              <w:tblW w:w="2850" w:type="dxa"/>
+              <w:tblW w:w="5110" w:type="dxa"/>
               <w:jc w:val="center"/>
               <w:tblBorders>
                 <w:top w:val="single" w:sz="4" w:space="0" w:color="000000"/>
@@ -4327,11 +4328,11 @@
               <w:tblLook w:firstRow="1" w:lastRow="0" w:firstColumn="0" w:lastColumn="0" w:noHBand="0" w:noVBand="0" w:val="0020"/>
             </w:tblPr>
             <w:tblGrid>
-              <w:gridCol w:w="675"/>
-              <w:gridCol w:w="675"/>
-              <w:gridCol w:w="525"/>
-              <w:gridCol w:w="525"/>
-              <w:gridCol w:w="450"/>
+              <w:gridCol w:w="1155"/>
+              <w:gridCol w:w="1155"/>
+              <w:gridCol w:w="965"/>
+              <w:gridCol w:w="965"/>
+              <w:gridCol w:w="870"/>
             </w:tblGrid>
             <w:tr>
               <w:trPr>
@@ -4339,7 +4340,7 @@
               </w:trPr>
               <w:tc>
                 <w:tcPr>
-                  <w:tcW w:w="675" w:type="dxa"/>
+                  <w:tcW w:w="1155" w:type="dxa"/>
                 </w:tcPr>
                 <w:p>
                   <w:pPr>
@@ -4365,7 +4366,7 @@
               </w:tc>
               <w:tc>
                 <w:tcPr>
-                  <w:tcW w:w="675" w:type="dxa"/>
+                  <w:tcW w:w="1155" w:type="dxa"/>
                 </w:tcPr>
                 <w:p>
                   <w:pPr>
@@ -4388,7 +4389,7 @@
               </w:tc>
               <w:tc>
                 <w:tcPr>
-                  <w:tcW w:w="525" w:type="dxa"/>
+                  <w:tcW w:w="965" w:type="dxa"/>
                 </w:tcPr>
                 <w:p>
                   <w:pPr>
@@ -4411,7 +4412,7 @@
               </w:tc>
               <w:tc>
                 <w:tcPr>
-                  <w:tcW w:w="525" w:type="dxa"/>
+                  <w:tcW w:w="965" w:type="dxa"/>
                 </w:tcPr>
                 <w:p>
                   <w:pPr>
@@ -4428,7 +4429,7 @@
               </w:tc>
               <w:tc>
                 <w:tcPr>
-                  <w:tcW w:w="450" w:type="dxa"/>
+                  <w:tcW w:w="870" w:type="dxa"/>
                 </w:tcPr>
                 <w:p>
                   <w:pPr>
@@ -4447,7 +4448,7 @@
             <w:tr>
               <w:tc>
                 <w:tcPr>
-                  <w:tcW w:w="675" w:type="dxa"/>
+                  <w:tcW w:w="1155" w:type="dxa"/>
                 </w:tcPr>
                 <w:p>
                   <w:pPr>
@@ -4464,7 +4465,7 @@
               </w:tc>
               <w:tc>
                 <w:tcPr>
-                  <w:tcW w:w="675" w:type="dxa"/>
+                  <w:tcW w:w="1155" w:type="dxa"/>
                 </w:tcPr>
                 <w:p>
                   <w:pPr>
@@ -4487,7 +4488,7 @@
               </w:tc>
               <w:tc>
                 <w:tcPr>
-                  <w:tcW w:w="525" w:type="dxa"/>
+                  <w:tcW w:w="965" w:type="dxa"/>
                 </w:tcPr>
                 <w:p>
                   <w:pPr>
@@ -4510,7 +4511,7 @@
               </w:tc>
               <w:tc>
                 <w:tcPr>
-                  <w:tcW w:w="525" w:type="dxa"/>
+                  <w:tcW w:w="965" w:type="dxa"/>
                 </w:tcPr>
                 <w:p>
                   <w:pPr>
@@ -4533,7 +4534,7 @@
               </w:tc>
               <w:tc>
                 <w:tcPr>
-                  <w:tcW w:w="450" w:type="dxa"/>
+                  <w:tcW w:w="870" w:type="dxa"/>
                 </w:tcPr>
                 <w:p>
                   <w:pPr>
@@ -4553,6 +4554,7 @@
           <w:p>
             <w:pPr>
               <w:bidi/>
+              <w:spacing w:before="120"/>
             </w:pPr>
             <w:r>
               <w:rPr>
@@ -5260,7 +5262,7 @@
           <w:tbl>
             <w:tblPr>
               <w:tblStyle w:val="Table"/>
-              <w:tblW w:w="3675" w:type="dxa"/>
+              <w:tblW w:w="6755" w:type="dxa"/>
               <w:jc w:val="center"/>
               <w:tblBorders>
                 <w:top w:val="single" w:sz="4" w:space="0" w:color="000000"/>
@@ -5274,13 +5276,13 @@
               <w:tblLook w:firstRow="1" w:lastRow="0" w:firstColumn="0" w:lastColumn="0" w:noHBand="0" w:noVBand="0" w:val="0020"/>
             </w:tblPr>
             <w:tblGrid>
-              <w:gridCol w:w="675"/>
-              <w:gridCol w:w="525"/>
-              <w:gridCol w:w="525"/>
-              <w:gridCol w:w="525"/>
-              <w:gridCol w:w="450"/>
-              <w:gridCol w:w="450"/>
-              <w:gridCol w:w="525"/>
+              <w:gridCol w:w="1155"/>
+              <w:gridCol w:w="965"/>
+              <w:gridCol w:w="965"/>
+              <w:gridCol w:w="965"/>
+              <w:gridCol w:w="870"/>
+              <w:gridCol w:w="870"/>
+              <w:gridCol w:w="965"/>
             </w:tblGrid>
             <w:tr>
               <w:trPr>
@@ -5288,7 +5290,7 @@
               </w:trPr>
               <w:tc>
                 <w:tcPr>
-                  <w:tcW w:w="675" w:type="dxa"/>
+                  <w:tcW w:w="1155" w:type="dxa"/>
                 </w:tcPr>
                 <w:p>
                   <w:pPr>
@@ -5314,7 +5316,7 @@
               </w:tc>
               <w:tc>
                 <w:tcPr>
-                  <w:tcW w:w="525" w:type="dxa"/>
+                  <w:tcW w:w="965" w:type="dxa"/>
                 </w:tcPr>
                 <w:p>
                   <w:pPr>
@@ -5337,7 +5339,7 @@
               </w:tc>
               <w:tc>
                 <w:tcPr>
-                  <w:tcW w:w="525" w:type="dxa"/>
+                  <w:tcW w:w="965" w:type="dxa"/>
                 </w:tcPr>
                 <w:p>
                   <w:pPr>
@@ -5360,7 +5362,7 @@
               </w:tc>
               <w:tc>
                 <w:tcPr>
-                  <w:tcW w:w="525" w:type="dxa"/>
+                  <w:tcW w:w="965" w:type="dxa"/>
                 </w:tcPr>
                 <w:p>
                   <w:pPr>
@@ -5383,7 +5385,7 @@
               </w:tc>
               <w:tc>
                 <w:tcPr>
-                  <w:tcW w:w="450" w:type="dxa"/>
+                  <w:tcW w:w="870" w:type="dxa"/>
                 </w:tcPr>
                 <w:p>
                   <w:pPr>
@@ -5400,7 +5402,7 @@
               </w:tc>
               <w:tc>
                 <w:tcPr>
-                  <w:tcW w:w="450" w:type="dxa"/>
+                  <w:tcW w:w="870" w:type="dxa"/>
                 </w:tcPr>
                 <w:p>
                   <w:pPr>
@@ -5417,7 +5419,7 @@
               </w:tc>
               <w:tc>
                 <w:tcPr>
-                  <w:tcW w:w="525" w:type="dxa"/>
+                  <w:tcW w:w="965" w:type="dxa"/>
                 </w:tcPr>
                 <w:p>
                   <w:pPr>
@@ -5436,7 +5438,7 @@
             <w:tr>
               <w:tc>
                 <w:tcPr>
-                  <w:tcW w:w="675" w:type="dxa"/>
+                  <w:tcW w:w="1155" w:type="dxa"/>
                 </w:tcPr>
                 <w:p>
                   <w:pPr>
@@ -5453,7 +5455,7 @@
               </w:tc>
               <w:tc>
                 <w:tcPr>
-                  <w:tcW w:w="525" w:type="dxa"/>
+                  <w:tcW w:w="965" w:type="dxa"/>
                 </w:tcPr>
                 <w:p>
                   <w:pPr>
@@ -5476,7 +5478,7 @@
               </w:tc>
               <w:tc>
                 <w:tcPr>
-                  <w:tcW w:w="525" w:type="dxa"/>
+                  <w:tcW w:w="965" w:type="dxa"/>
                 </w:tcPr>
                 <w:p>
                   <w:pPr>
@@ -5499,7 +5501,7 @@
               </w:tc>
               <w:tc>
                 <w:tcPr>
-                  <w:tcW w:w="525" w:type="dxa"/>
+                  <w:tcW w:w="965" w:type="dxa"/>
                 </w:tcPr>
                 <w:p>
                   <w:pPr>
@@ -5516,7 +5518,7 @@
               </w:tc>
               <w:tc>
                 <w:tcPr>
-                  <w:tcW w:w="450" w:type="dxa"/>
+                  <w:tcW w:w="870" w:type="dxa"/>
                 </w:tcPr>
                 <w:p>
                   <w:pPr>
@@ -5533,7 +5535,7 @@
               </w:tc>
               <w:tc>
                 <w:tcPr>
-                  <w:tcW w:w="450" w:type="dxa"/>
+                  <w:tcW w:w="870" w:type="dxa"/>
                 </w:tcPr>
                 <w:p>
                   <w:pPr>
@@ -5550,7 +5552,7 @@
               </w:tc>
               <w:tc>
                 <w:tcPr>
-                  <w:tcW w:w="525" w:type="dxa"/>
+                  <w:tcW w:w="965" w:type="dxa"/>
                 </w:tcPr>
                 <w:p>
                   <w:pPr>
@@ -5570,6 +5572,7 @@
           <w:p>
             <w:pPr>
               <w:bidi/>
+              <w:spacing w:before="120"/>
             </w:pPr>
             <w:r>
               <w:rPr>
@@ -8686,7 +8689,7 @@
           <w:tbl>
             <w:tblPr>
               <w:tblStyle w:val="Table"/>
-              <w:tblW w:w="4575" w:type="dxa"/>
+              <w:tblW w:w="7895" w:type="dxa"/>
               <w:jc w:val="center"/>
               <w:tblBorders>
                 <w:top w:val="single" w:sz="4" w:space="0" w:color="000000"/>
@@ -8700,13 +8703,13 @@
               <w:tblLook w:firstRow="1" w:lastRow="0" w:firstColumn="0" w:lastColumn="0" w:noHBand="0" w:noVBand="0" w:val="0020"/>
             </w:tblPr>
             <w:tblGrid>
-              <w:gridCol w:w="1875"/>
-              <w:gridCol w:w="450"/>
-              <w:gridCol w:w="450"/>
-              <w:gridCol w:w="450"/>
-              <w:gridCol w:w="450"/>
-              <w:gridCol w:w="450"/>
-              <w:gridCol w:w="450"/>
+              <w:gridCol w:w="2675"/>
+              <w:gridCol w:w="870"/>
+              <w:gridCol w:w="870"/>
+              <w:gridCol w:w="870"/>
+              <w:gridCol w:w="870"/>
+              <w:gridCol w:w="870"/>
+              <w:gridCol w:w="870"/>
             </w:tblGrid>
             <w:tr>
               <w:trPr>
@@ -8714,7 +8717,7 @@
               </w:trPr>
               <w:tc>
                 <w:tcPr>
-                  <w:tcW w:w="1875" w:type="dxa"/>
+                  <w:tcW w:w="2675" w:type="dxa"/>
                 </w:tcPr>
                 <w:p>
                   <w:pPr>
@@ -8731,7 +8734,7 @@
               </w:tc>
               <w:tc>
                 <w:tcPr>
-                  <w:tcW w:w="450" w:type="dxa"/>
+                  <w:tcW w:w="870" w:type="dxa"/>
                 </w:tcPr>
                 <w:p>
                   <w:pPr>
@@ -8748,7 +8751,7 @@
               </w:tc>
               <w:tc>
                 <w:tcPr>
-                  <w:tcW w:w="450" w:type="dxa"/>
+                  <w:tcW w:w="870" w:type="dxa"/>
                 </w:tcPr>
                 <w:p>
                   <w:pPr>
@@ -8765,7 +8768,7 @@
               </w:tc>
               <w:tc>
                 <w:tcPr>
-                  <w:tcW w:w="450" w:type="dxa"/>
+                  <w:tcW w:w="870" w:type="dxa"/>
                 </w:tcPr>
                 <w:p>
                   <w:pPr>
@@ -8782,7 +8785,7 @@
               </w:tc>
               <w:tc>
                 <w:tcPr>
-                  <w:tcW w:w="450" w:type="dxa"/>
+                  <w:tcW w:w="870" w:type="dxa"/>
                 </w:tcPr>
                 <w:p>
                   <w:pPr>
@@ -8799,7 +8802,7 @@
               </w:tc>
               <w:tc>
                 <w:tcPr>
-                  <w:tcW w:w="450" w:type="dxa"/>
+                  <w:tcW w:w="870" w:type="dxa"/>
                 </w:tcPr>
                 <w:p>
                   <w:pPr>
@@ -8816,7 +8819,7 @@
               </w:tc>
               <w:tc>
                 <w:tcPr>
-                  <w:tcW w:w="450" w:type="dxa"/>
+                  <w:tcW w:w="870" w:type="dxa"/>
                 </w:tcPr>
                 <w:p>
                   <w:pPr>
@@ -8835,7 +8838,7 @@
             <w:tr>
               <w:tc>
                 <w:tcPr>
-                  <w:tcW w:w="1875" w:type="dxa"/>
+                  <w:tcW w:w="2675" w:type="dxa"/>
                 </w:tcPr>
                 <w:p>
                   <w:pPr>
@@ -8861,7 +8864,7 @@
               </w:tc>
               <w:tc>
                 <w:tcPr>
-                  <w:tcW w:w="450" w:type="dxa"/>
+                  <w:tcW w:w="870" w:type="dxa"/>
                 </w:tcPr>
                 <w:p>
                   <w:pPr>
@@ -8878,7 +8881,7 @@
               </w:tc>
               <w:tc>
                 <w:tcPr>
-                  <w:tcW w:w="450" w:type="dxa"/>
+                  <w:tcW w:w="870" w:type="dxa"/>
                 </w:tcPr>
                 <w:p>
                   <w:pPr>
@@ -8895,7 +8898,7 @@
               </w:tc>
               <w:tc>
                 <w:tcPr>
-                  <w:tcW w:w="450" w:type="dxa"/>
+                  <w:tcW w:w="870" w:type="dxa"/>
                 </w:tcPr>
                 <w:p>
                   <w:pPr>
@@ -8912,7 +8915,7 @@
               </w:tc>
               <w:tc>
                 <w:tcPr>
-                  <w:tcW w:w="450" w:type="dxa"/>
+                  <w:tcW w:w="870" w:type="dxa"/>
                 </w:tcPr>
                 <w:p>
                   <w:pPr>
@@ -8929,7 +8932,7 @@
               </w:tc>
               <w:tc>
                 <w:tcPr>
-                  <w:tcW w:w="450" w:type="dxa"/>
+                  <w:tcW w:w="870" w:type="dxa"/>
                 </w:tcPr>
                 <w:p>
                   <w:pPr>
@@ -8946,7 +8949,7 @@
               </w:tc>
               <w:tc>
                 <w:tcPr>
-                  <w:tcW w:w="450" w:type="dxa"/>
+                  <w:tcW w:w="870" w:type="dxa"/>
                 </w:tcPr>
                 <w:p>
                   <w:pPr>
@@ -8965,7 +8968,7 @@
             <w:tr>
               <w:tc>
                 <w:tcPr>
-                  <w:tcW w:w="1875" w:type="dxa"/>
+                  <w:tcW w:w="2675" w:type="dxa"/>
                 </w:tcPr>
                 <w:p>
                   <w:pPr>
@@ -8983,7 +8986,7 @@
               </w:tc>
               <w:tc>
                 <w:tcPr>
-                  <w:tcW w:w="450" w:type="dxa"/>
+                  <w:tcW w:w="870" w:type="dxa"/>
                 </w:tcPr>
                 <w:p>
                   <w:pPr>
@@ -9000,7 +9003,7 @@
               </w:tc>
               <w:tc>
                 <w:tcPr>
-                  <w:tcW w:w="450" w:type="dxa"/>
+                  <w:tcW w:w="870" w:type="dxa"/>
                 </w:tcPr>
                 <w:p>
                   <w:pPr>
@@ -9017,7 +9020,7 @@
               </w:tc>
               <w:tc>
                 <w:tcPr>
-                  <w:tcW w:w="450" w:type="dxa"/>
+                  <w:tcW w:w="870" w:type="dxa"/>
                 </w:tcPr>
                 <w:p>
                   <w:pPr>
@@ -9034,7 +9037,7 @@
               </w:tc>
               <w:tc>
                 <w:tcPr>
-                  <w:tcW w:w="450" w:type="dxa"/>
+                  <w:tcW w:w="870" w:type="dxa"/>
                 </w:tcPr>
                 <w:p>
                   <w:pPr>
@@ -9051,7 +9054,7 @@
               </w:tc>
               <w:tc>
                 <w:tcPr>
-                  <w:tcW w:w="450" w:type="dxa"/>
+                  <w:tcW w:w="870" w:type="dxa"/>
                 </w:tcPr>
                 <w:p>
                   <w:pPr>
@@ -9068,7 +9071,7 @@
               </w:tc>
               <w:tc>
                 <w:tcPr>
-                  <w:tcW w:w="450" w:type="dxa"/>
+                  <w:tcW w:w="870" w:type="dxa"/>
                 </w:tcPr>
                 <w:p>
                   <w:pPr>
@@ -9087,7 +9090,7 @@
             <w:tr>
               <w:tc>
                 <w:tcPr>
-                  <w:tcW w:w="1875" w:type="dxa"/>
+                  <w:tcW w:w="2675" w:type="dxa"/>
                 </w:tcPr>
                 <w:p>
                   <w:pPr>
@@ -9105,7 +9108,7 @@
               </w:tc>
               <w:tc>
                 <w:tcPr>
-                  <w:tcW w:w="450" w:type="dxa"/>
+                  <w:tcW w:w="870" w:type="dxa"/>
                 </w:tcPr>
                 <w:p>
                   <w:pPr>
@@ -9122,7 +9125,7 @@
               </w:tc>
               <w:tc>
                 <w:tcPr>
-                  <w:tcW w:w="450" w:type="dxa"/>
+                  <w:tcW w:w="870" w:type="dxa"/>
                 </w:tcPr>
                 <w:p>
                   <w:pPr>
@@ -9139,7 +9142,7 @@
               </w:tc>
               <w:tc>
                 <w:tcPr>
-                  <w:tcW w:w="450" w:type="dxa"/>
+                  <w:tcW w:w="870" w:type="dxa"/>
                 </w:tcPr>
                 <w:p>
                   <w:pPr>
@@ -9156,7 +9159,7 @@
               </w:tc>
               <w:tc>
                 <w:tcPr>
-                  <w:tcW w:w="450" w:type="dxa"/>
+                  <w:tcW w:w="870" w:type="dxa"/>
                 </w:tcPr>
                 <w:p>
                   <w:pPr>
@@ -9173,7 +9176,7 @@
               </w:tc>
               <w:tc>
                 <w:tcPr>
-                  <w:tcW w:w="450" w:type="dxa"/>
+                  <w:tcW w:w="870" w:type="dxa"/>
                 </w:tcPr>
                 <w:p>
                   <w:pPr>
@@ -9190,7 +9193,7 @@
               </w:tc>
               <w:tc>
                 <w:tcPr>
-                  <w:tcW w:w="450" w:type="dxa"/>
+                  <w:tcW w:w="870" w:type="dxa"/>
                 </w:tcPr>
                 <w:p>
                   <w:pPr>
@@ -9210,6 +9213,7 @@
           <w:p>
             <w:pPr>
               <w:bidi/>
+              <w:spacing w:before="120"/>
             </w:pPr>
             <w:r>
               <w:rPr>
@@ -12543,7 +12547,7 @@
           <w:tbl>
             <w:tblPr>
               <w:tblStyle w:val="Table"/>
-              <w:tblW w:w="3150" w:type="dxa"/>
+              <w:tblW w:w="5190" w:type="dxa"/>
               <w:jc w:val="center"/>
               <w:tblBorders>
                 <w:top w:val="single" w:sz="4" w:space="0" w:color="000000"/>
@@ -12557,10 +12561,10 @@
               <w:tblLook w:firstRow="1" w:lastRow="0" w:firstColumn="0" w:lastColumn="0" w:noHBand="0" w:noVBand="0" w:val="0020"/>
             </w:tblPr>
             <w:tblGrid>
-              <w:gridCol w:w="1575"/>
-              <w:gridCol w:w="450"/>
-              <w:gridCol w:w="450"/>
-              <w:gridCol w:w="675"/>
+              <w:gridCol w:w="2295"/>
+              <w:gridCol w:w="870"/>
+              <w:gridCol w:w="870"/>
+              <w:gridCol w:w="1155"/>
             </w:tblGrid>
             <w:tr>
               <w:trPr>
@@ -12568,7 +12572,7 @@
               </w:trPr>
               <w:tc>
                 <w:tcPr>
-                  <w:tcW w:w="1575" w:type="dxa"/>
+                  <w:tcW w:w="2295" w:type="dxa"/>
                 </w:tcPr>
                 <w:p>
                   <w:pPr>
@@ -12616,7 +12620,7 @@
               </w:tc>
               <w:tc>
                 <w:tcPr>
-                  <w:tcW w:w="450" w:type="dxa"/>
+                  <w:tcW w:w="870" w:type="dxa"/>
                 </w:tcPr>
                 <w:p>
                   <w:pPr>
@@ -12633,7 +12637,7 @@
               </w:tc>
               <w:tc>
                 <w:tcPr>
-                  <w:tcW w:w="450" w:type="dxa"/>
+                  <w:tcW w:w="870" w:type="dxa"/>
                 </w:tcPr>
                 <w:p>
                   <w:pPr>
@@ -12650,7 +12654,7 @@
               </w:tc>
               <w:tc>
                 <w:tcPr>
-                  <w:tcW w:w="675" w:type="dxa"/>
+                  <w:tcW w:w="1155" w:type="dxa"/>
                 </w:tcPr>
                 <w:p>
                   <w:pPr>
@@ -12669,7 +12673,7 @@
             <w:tr>
               <w:tc>
                 <w:tcPr>
-                  <w:tcW w:w="1575" w:type="dxa"/>
+                  <w:tcW w:w="2295" w:type="dxa"/>
                 </w:tcPr>
                 <w:p>
                   <w:pPr>
@@ -12726,7 +12730,7 @@
               </w:tc>
               <w:tc>
                 <w:tcPr>
-                  <w:tcW w:w="450" w:type="dxa"/>
+                  <w:tcW w:w="870" w:type="dxa"/>
                 </w:tcPr>
                 <w:p>
                   <w:pPr>
@@ -12743,7 +12747,7 @@
               </w:tc>
               <w:tc>
                 <w:tcPr>
-                  <w:tcW w:w="450" w:type="dxa"/>
+                  <w:tcW w:w="870" w:type="dxa"/>
                 </w:tcPr>
                 <w:p>
                   <w:pPr>
@@ -12760,7 +12764,7 @@
               </w:tc>
               <w:tc>
                 <w:tcPr>
-                  <w:tcW w:w="675" w:type="dxa"/>
+                  <w:tcW w:w="1155" w:type="dxa"/>
                 </w:tcPr>
                 <w:p>
                   <w:pPr>
@@ -12788,7 +12792,7 @@
             <w:tr>
               <w:tc>
                 <w:tcPr>
-                  <w:tcW w:w="1575" w:type="dxa"/>
+                  <w:tcW w:w="2295" w:type="dxa"/>
                 </w:tcPr>
                 <w:p>
                   <w:pPr>
@@ -12854,7 +12858,7 @@
               </w:tc>
               <w:tc>
                 <w:tcPr>
-                  <w:tcW w:w="450" w:type="dxa"/>
+                  <w:tcW w:w="870" w:type="dxa"/>
                 </w:tcPr>
                 <w:p>
                   <w:pPr>
@@ -12871,7 +12875,7 @@
               </w:tc>
               <w:tc>
                 <w:tcPr>
-                  <w:tcW w:w="450" w:type="dxa"/>
+                  <w:tcW w:w="870" w:type="dxa"/>
                 </w:tcPr>
                 <w:p>
                   <w:pPr>
@@ -12888,7 +12892,7 @@
               </w:tc>
               <w:tc>
                 <w:tcPr>
-                  <w:tcW w:w="675" w:type="dxa"/>
+                  <w:tcW w:w="1155" w:type="dxa"/>
                 </w:tcPr>
                 <w:p>
                   <w:pPr>
@@ -12908,6 +12912,7 @@
           <w:p>
             <w:pPr>
               <w:bidi/>
+              <w:spacing w:before="120"/>
             </w:pPr>
             <w:r>
               <w:rPr>
@@ -14338,7 +14343,7 @@
           <w:tbl>
             <w:tblPr>
               <w:tblStyle w:val="Table"/>
-              <w:tblW w:w="5100" w:type="dxa"/>
+              <w:tblW w:w="7660" w:type="dxa"/>
               <w:jc w:val="center"/>
               <w:tblBorders>
                 <w:top w:val="single" w:sz="4" w:space="0" w:color="000000"/>
@@ -14352,10 +14357,10 @@
               <w:tblLook w:firstRow="1" w:lastRow="0" w:firstColumn="0" w:lastColumn="0" w:noHBand="0" w:noVBand="0" w:val="0020"/>
             </w:tblPr>
             <w:tblGrid>
-              <w:gridCol w:w="2925"/>
-              <w:gridCol w:w="525"/>
-              <w:gridCol w:w="825"/>
-              <w:gridCol w:w="825"/>
+              <w:gridCol w:w="4005"/>
+              <w:gridCol w:w="965"/>
+              <w:gridCol w:w="1345"/>
+              <w:gridCol w:w="1345"/>
             </w:tblGrid>
             <w:tr>
               <w:trPr>
@@ -14363,7 +14368,7 @@
               </w:trPr>
               <w:tc>
                 <w:tcPr>
-                  <w:tcW w:w="2925" w:type="dxa"/>
+                  <w:tcW w:w="4005" w:type="dxa"/>
                 </w:tcPr>
                 <w:p>
                   <w:pPr>
@@ -14386,7 +14391,7 @@
               </w:tc>
               <w:tc>
                 <w:tcPr>
-                  <w:tcW w:w="525" w:type="dxa"/>
+                  <w:tcW w:w="965" w:type="dxa"/>
                 </w:tcPr>
                 <w:p>
                   <w:pPr>
@@ -14406,7 +14411,7 @@
               </w:tc>
               <w:tc>
                 <w:tcPr>
-                  <w:tcW w:w="825" w:type="dxa"/>
+                  <w:tcW w:w="1345" w:type="dxa"/>
                 </w:tcPr>
                 <w:p>
                   <w:pPr>
@@ -14435,7 +14440,7 @@
               </w:tc>
               <w:tc>
                 <w:tcPr>
-                  <w:tcW w:w="825" w:type="dxa"/>
+                  <w:tcW w:w="1345" w:type="dxa"/>
                 </w:tcPr>
                 <w:p>
                   <w:pPr>
@@ -14466,7 +14471,7 @@
             <w:tr>
               <w:tc>
                 <w:tcPr>
-                  <w:tcW w:w="2925" w:type="dxa"/>
+                  <w:tcW w:w="4005" w:type="dxa"/>
                 </w:tcPr>
                 <w:p>
                   <w:pPr>
@@ -14527,7 +14532,7 @@
               </w:tc>
               <w:tc>
                 <w:tcPr>
-                  <w:tcW w:w="525" w:type="dxa"/>
+                  <w:tcW w:w="965" w:type="dxa"/>
                 </w:tcPr>
                 <w:p>
                   <w:pPr>
@@ -14544,7 +14549,7 @@
               </w:tc>
               <w:tc>
                 <w:tcPr>
-                  <w:tcW w:w="825" w:type="dxa"/>
+                  <w:tcW w:w="1345" w:type="dxa"/>
                 </w:tcPr>
                 <w:p>
                   <w:pPr>
@@ -14561,7 +14566,7 @@
               </w:tc>
               <w:tc>
                 <w:tcPr>
-                  <w:tcW w:w="825" w:type="dxa"/>
+                  <w:tcW w:w="1345" w:type="dxa"/>
                 </w:tcPr>
                 <w:p>
                   <w:pPr>
@@ -14581,6 +14586,7 @@
           <w:p>
             <w:pPr>
               <w:bidi/>
+              <w:spacing w:before="120"/>
             </w:pPr>
             <w:r>
               <w:rPr>
@@ -17460,7 +17466,7 @@
           <w:tbl>
             <w:tblPr>
               <w:tblStyle w:val="Table"/>
-              <w:tblW w:w="6900" w:type="dxa"/>
+              <w:tblW w:w="9521" w:type="dxa"/>
               <w:jc w:val="center"/>
               <w:tblBorders>
                 <w:top w:val="single" w:sz="4" w:space="0" w:color="000000"/>
@@ -17474,12 +17480,12 @@
               <w:tblLook w:firstRow="1" w:lastRow="0" w:firstColumn="0" w:lastColumn="0" w:noHBand="0" w:noVBand="0" w:val="0020"/>
             </w:tblPr>
             <w:tblGrid>
-              <w:gridCol w:w="3075"/>
-              <w:gridCol w:w="525"/>
-              <w:gridCol w:w="825"/>
-              <w:gridCol w:w="825"/>
-              <w:gridCol w:w="825"/>
-              <w:gridCol w:w="825"/>
+              <w:gridCol w:w="3790"/>
+              <w:gridCol w:w="871"/>
+              <w:gridCol w:w="1215"/>
+              <w:gridCol w:w="1215"/>
+              <w:gridCol w:w="1215"/>
+              <w:gridCol w:w="1215"/>
             </w:tblGrid>
             <w:tr>
               <w:trPr>
@@ -17487,7 +17493,7 @@
               </w:trPr>
               <w:tc>
                 <w:tcPr>
-                  <w:tcW w:w="3075" w:type="dxa"/>
+                  <w:tcW w:w="3790" w:type="dxa"/>
                 </w:tcPr>
                 <w:p>
                   <w:pPr>
@@ -17510,7 +17516,7 @@
               </w:tc>
               <w:tc>
                 <w:tcPr>
-                  <w:tcW w:w="525" w:type="dxa"/>
+                  <w:tcW w:w="871" w:type="dxa"/>
                 </w:tcPr>
                 <w:p>
                   <w:pPr>
@@ -17530,7 +17536,7 @@
               </w:tc>
               <w:tc>
                 <w:tcPr>
-                  <w:tcW w:w="825" w:type="dxa"/>
+                  <w:tcW w:w="1215" w:type="dxa"/>
                 </w:tcPr>
                 <w:p>
                   <w:pPr>
@@ -17559,7 +17565,7 @@
               </w:tc>
               <w:tc>
                 <w:tcPr>
-                  <w:tcW w:w="825" w:type="dxa"/>
+                  <w:tcW w:w="1215" w:type="dxa"/>
                 </w:tcPr>
                 <w:p>
                   <w:pPr>
@@ -17588,7 +17594,7 @@
               </w:tc>
               <w:tc>
                 <w:tcPr>
-                  <w:tcW w:w="825" w:type="dxa"/>
+                  <w:tcW w:w="1215" w:type="dxa"/>
                 </w:tcPr>
                 <w:p>
                   <w:pPr>
@@ -17617,7 +17623,7 @@
               </w:tc>
               <w:tc>
                 <w:tcPr>
-                  <w:tcW w:w="825" w:type="dxa"/>
+                  <w:tcW w:w="1215" w:type="dxa"/>
                 </w:tcPr>
                 <w:p>
                   <w:pPr>
@@ -17648,7 +17654,7 @@
             <w:tr>
               <w:tc>
                 <w:tcPr>
-                  <w:tcW w:w="3075" w:type="dxa"/>
+                  <w:tcW w:w="3790" w:type="dxa"/>
                 </w:tcPr>
                 <w:p>
                   <w:pPr>
@@ -17709,7 +17715,7 @@
               </w:tc>
               <w:tc>
                 <w:tcPr>
-                  <w:tcW w:w="525" w:type="dxa"/>
+                  <w:tcW w:w="871" w:type="dxa"/>
                 </w:tcPr>
                 <w:p>
                   <w:pPr>
@@ -17726,7 +17732,7 @@
               </w:tc>
               <w:tc>
                 <w:tcPr>
-                  <w:tcW w:w="825" w:type="dxa"/>
+                  <w:tcW w:w="1215" w:type="dxa"/>
                 </w:tcPr>
                 <w:p>
                   <w:pPr>
@@ -17743,7 +17749,7 @@
               </w:tc>
               <w:tc>
                 <w:tcPr>
-                  <w:tcW w:w="825" w:type="dxa"/>
+                  <w:tcW w:w="1215" w:type="dxa"/>
                 </w:tcPr>
                 <w:p>
                   <w:pPr>
@@ -17760,7 +17766,7 @@
               </w:tc>
               <w:tc>
                 <w:tcPr>
-                  <w:tcW w:w="825" w:type="dxa"/>
+                  <w:tcW w:w="1215" w:type="dxa"/>
                 </w:tcPr>
                 <w:p>
                   <w:pPr>
@@ -17777,7 +17783,7 @@
               </w:tc>
               <w:tc>
                 <w:tcPr>
-                  <w:tcW w:w="825" w:type="dxa"/>
+                  <w:tcW w:w="1215" w:type="dxa"/>
                 </w:tcPr>
                 <w:p>
                   <w:pPr>
@@ -17797,6 +17803,7 @@
           <w:p>
             <w:pPr>
               <w:bidi/>
+              <w:spacing w:before="120"/>
             </w:pPr>
             <w:r>
               <w:rPr>
@@ -20704,7 +20711,7 @@
           <w:tbl>
             <w:tblPr>
               <w:tblStyle w:val="Table"/>
-              <w:tblW w:w="7575" w:type="dxa"/>
+              <w:tblW w:w="9521" w:type="dxa"/>
               <w:jc w:val="center"/>
               <w:tblBorders>
                 <w:top w:val="single" w:sz="4" w:space="0" w:color="000000"/>
@@ -20718,13 +20725,13 @@
               <w:tblLook w:firstRow="1" w:lastRow="0" w:firstColumn="0" w:lastColumn="0" w:noHBand="0" w:noVBand="0" w:val="0020"/>
             </w:tblPr>
             <w:tblGrid>
-              <w:gridCol w:w="2925"/>
-              <w:gridCol w:w="525"/>
-              <w:gridCol w:w="825"/>
-              <w:gridCol w:w="825"/>
-              <w:gridCol w:w="825"/>
-              <w:gridCol w:w="825"/>
-              <w:gridCol w:w="825"/>
+              <w:gridCol w:w="3261"/>
+              <w:gridCol w:w="785"/>
+              <w:gridCol w:w="1095"/>
+              <w:gridCol w:w="1095"/>
+              <w:gridCol w:w="1095"/>
+              <w:gridCol w:w="1095"/>
+              <w:gridCol w:w="1095"/>
             </w:tblGrid>
             <w:tr>
               <w:trPr>
@@ -20732,7 +20739,7 @@
               </w:trPr>
               <w:tc>
                 <w:tcPr>
-                  <w:tcW w:w="2925" w:type="dxa"/>
+                  <w:tcW w:w="3261" w:type="dxa"/>
                 </w:tcPr>
                 <w:p>
                   <w:pPr>
@@ -20755,7 +20762,7 @@
               </w:tc>
               <w:tc>
                 <w:tcPr>
-                  <w:tcW w:w="525" w:type="dxa"/>
+                  <w:tcW w:w="785" w:type="dxa"/>
                 </w:tcPr>
                 <w:p>
                   <w:pPr>
@@ -20775,7 +20782,7 @@
               </w:tc>
               <w:tc>
                 <w:tcPr>
-                  <w:tcW w:w="825" w:type="dxa"/>
+                  <w:tcW w:w="1095" w:type="dxa"/>
                 </w:tcPr>
                 <w:p>
                   <w:pPr>
@@ -20804,7 +20811,7 @@
               </w:tc>
               <w:tc>
                 <w:tcPr>
-                  <w:tcW w:w="825" w:type="dxa"/>
+                  <w:tcW w:w="1095" w:type="dxa"/>
                 </w:tcPr>
                 <w:p>
                   <w:pPr>
@@ -20833,7 +20840,7 @@
               </w:tc>
               <w:tc>
                 <w:tcPr>
-                  <w:tcW w:w="825" w:type="dxa"/>
+                  <w:tcW w:w="1095" w:type="dxa"/>
                 </w:tcPr>
                 <w:p>
                   <w:pPr>
@@ -20862,7 +20869,7 @@
               </w:tc>
               <w:tc>
                 <w:tcPr>
-                  <w:tcW w:w="825" w:type="dxa"/>
+                  <w:tcW w:w="1095" w:type="dxa"/>
                 </w:tcPr>
                 <w:p>
                   <w:pPr>
@@ -20891,7 +20898,7 @@
               </w:tc>
               <w:tc>
                 <w:tcPr>
-                  <w:tcW w:w="825" w:type="dxa"/>
+                  <w:tcW w:w="1095" w:type="dxa"/>
                 </w:tcPr>
                 <w:p>
                   <w:pPr>
@@ -20922,7 +20929,7 @@
             <w:tr>
               <w:tc>
                 <w:tcPr>
-                  <w:tcW w:w="2925" w:type="dxa"/>
+                  <w:tcW w:w="3261" w:type="dxa"/>
                 </w:tcPr>
                 <w:p>
                   <w:pPr>
@@ -20983,7 +20990,7 @@
               </w:tc>
               <w:tc>
                 <w:tcPr>
-                  <w:tcW w:w="525" w:type="dxa"/>
+                  <w:tcW w:w="785" w:type="dxa"/>
                 </w:tcPr>
                 <w:p>
                   <w:pPr>
@@ -21000,7 +21007,7 @@
               </w:tc>
               <w:tc>
                 <w:tcPr>
-                  <w:tcW w:w="825" w:type="dxa"/>
+                  <w:tcW w:w="1095" w:type="dxa"/>
                 </w:tcPr>
                 <w:p>
                   <w:pPr>
@@ -21017,7 +21024,7 @@
               </w:tc>
               <w:tc>
                 <w:tcPr>
-                  <w:tcW w:w="825" w:type="dxa"/>
+                  <w:tcW w:w="1095" w:type="dxa"/>
                 </w:tcPr>
                 <w:p>
                   <w:pPr>
@@ -21034,7 +21041,7 @@
               </w:tc>
               <w:tc>
                 <w:tcPr>
-                  <w:tcW w:w="825" w:type="dxa"/>
+                  <w:tcW w:w="1095" w:type="dxa"/>
                 </w:tcPr>
                 <w:p>
                   <w:pPr>
@@ -21051,7 +21058,7 @@
               </w:tc>
               <w:tc>
                 <w:tcPr>
-                  <w:tcW w:w="825" w:type="dxa"/>
+                  <w:tcW w:w="1095" w:type="dxa"/>
                 </w:tcPr>
                 <w:p>
                   <w:pPr>
@@ -21068,7 +21075,7 @@
               </w:tc>
               <w:tc>
                 <w:tcPr>
-                  <w:tcW w:w="825" w:type="dxa"/>
+                  <w:tcW w:w="1095" w:type="dxa"/>
                 </w:tcPr>
                 <w:p>
                   <w:pPr>
@@ -21088,6 +21095,7 @@
           <w:p>
             <w:pPr>
               <w:bidi/>
+              <w:spacing w:before="120"/>
             </w:pPr>
             <w:r>
               <w:rPr>
@@ -22369,7 +22377,7 @@
           <w:tbl>
             <w:tblPr>
               <w:tblStyle w:val="Table"/>
-              <w:tblW w:w="5100" w:type="dxa"/>
+              <w:tblW w:w="7660" w:type="dxa"/>
               <w:jc w:val="center"/>
               <w:tblBorders>
                 <w:top w:val="single" w:sz="4" w:space="0" w:color="000000"/>
@@ -22383,10 +22391,10 @@
               <w:tblLook w:firstRow="1" w:lastRow="0" w:firstColumn="0" w:lastColumn="0" w:noHBand="0" w:noVBand="0" w:val="0020"/>
             </w:tblPr>
             <w:tblGrid>
-              <w:gridCol w:w="2925"/>
-              <w:gridCol w:w="525"/>
-              <w:gridCol w:w="825"/>
-              <w:gridCol w:w="825"/>
+              <w:gridCol w:w="4005"/>
+              <w:gridCol w:w="965"/>
+              <w:gridCol w:w="1345"/>
+              <w:gridCol w:w="1345"/>
             </w:tblGrid>
             <w:tr>
               <w:trPr>
@@ -22394,7 +22402,7 @@
               </w:trPr>
               <w:tc>
                 <w:tcPr>
-                  <w:tcW w:w="2925" w:type="dxa"/>
+                  <w:tcW w:w="4005" w:type="dxa"/>
                 </w:tcPr>
                 <w:p>
                   <w:pPr>
@@ -22417,7 +22425,7 @@
               </w:tc>
               <w:tc>
                 <w:tcPr>
-                  <w:tcW w:w="525" w:type="dxa"/>
+                  <w:tcW w:w="965" w:type="dxa"/>
                 </w:tcPr>
                 <w:p>
                   <w:pPr>
@@ -22437,7 +22445,7 @@
               </w:tc>
               <w:tc>
                 <w:tcPr>
-                  <w:tcW w:w="825" w:type="dxa"/>
+                  <w:tcW w:w="1345" w:type="dxa"/>
                 </w:tcPr>
                 <w:p>
                   <w:pPr>
@@ -22466,7 +22474,7 @@
               </w:tc>
               <w:tc>
                 <w:tcPr>
-                  <w:tcW w:w="825" w:type="dxa"/>
+                  <w:tcW w:w="1345" w:type="dxa"/>
                 </w:tcPr>
                 <w:p>
                   <w:pPr>
@@ -22497,7 +22505,7 @@
             <w:tr>
               <w:tc>
                 <w:tcPr>
-                  <w:tcW w:w="2925" w:type="dxa"/>
+                  <w:tcW w:w="4005" w:type="dxa"/>
                 </w:tcPr>
                 <w:p>
                   <w:pPr>
@@ -22558,7 +22566,7 @@
               </w:tc>
               <w:tc>
                 <w:tcPr>
-                  <w:tcW w:w="525" w:type="dxa"/>
+                  <w:tcW w:w="965" w:type="dxa"/>
                 </w:tcPr>
                 <w:p>
                   <w:pPr>
@@ -22575,7 +22583,7 @@
               </w:tc>
               <w:tc>
                 <w:tcPr>
-                  <w:tcW w:w="825" w:type="dxa"/>
+                  <w:tcW w:w="1345" w:type="dxa"/>
                 </w:tcPr>
                 <w:p>
                   <w:pPr>
@@ -22592,7 +22600,7 @@
               </w:tc>
               <w:tc>
                 <w:tcPr>
-                  <w:tcW w:w="825" w:type="dxa"/>
+                  <w:tcW w:w="1345" w:type="dxa"/>
                 </w:tcPr>
                 <w:p>
                   <w:pPr>
@@ -22612,6 +22620,7 @@
           <w:p>
             <w:pPr>
               <w:bidi/>
+              <w:spacing w:before="120"/>
             </w:pPr>
             <w:r>
               <w:rPr>
@@ -22926,7 +22935,7 @@
           <w:tbl>
             <w:tblPr>
               <w:tblStyle w:val="Table"/>
-              <w:tblW w:w="6375" w:type="dxa"/>
+              <w:tblW w:w="9519" w:type="dxa"/>
               <w:jc w:val="center"/>
               <w:tblBorders>
                 <w:top w:val="single" w:sz="4" w:space="0" w:color="000000"/>
@@ -22940,13 +22949,13 @@
               <w:tblLook w:firstRow="1" w:lastRow="0" w:firstColumn="0" w:lastColumn="0" w:noHBand="0" w:noVBand="0" w:val="0020"/>
             </w:tblPr>
             <w:tblGrid>
-              <w:gridCol w:w="1725"/>
-              <w:gridCol w:w="525"/>
-              <w:gridCol w:w="825"/>
-              <w:gridCol w:w="825"/>
-              <w:gridCol w:w="825"/>
-              <w:gridCol w:w="825"/>
-              <w:gridCol w:w="825"/>
+              <w:gridCol w:w="2326"/>
+              <w:gridCol w:w="903"/>
+              <w:gridCol w:w="1258"/>
+              <w:gridCol w:w="1258"/>
+              <w:gridCol w:w="1258"/>
+              <w:gridCol w:w="1258"/>
+              <w:gridCol w:w="1258"/>
             </w:tblGrid>
             <w:tr>
               <w:trPr>
@@ -22954,7 +22963,7 @@
               </w:trPr>
               <w:tc>
                 <w:tcPr>
-                  <w:tcW w:w="1725" w:type="dxa"/>
+                  <w:tcW w:w="2326" w:type="dxa"/>
                 </w:tcPr>
                 <w:p>
                   <w:pPr>
@@ -22977,7 +22986,7 @@
               </w:tc>
               <w:tc>
                 <w:tcPr>
-                  <w:tcW w:w="525" w:type="dxa"/>
+                  <w:tcW w:w="903" w:type="dxa"/>
                 </w:tcPr>
                 <w:p>
                   <w:pPr>
@@ -22997,7 +23006,7 @@
               </w:tc>
               <w:tc>
                 <w:tcPr>
-                  <w:tcW w:w="825" w:type="dxa"/>
+                  <w:tcW w:w="1258" w:type="dxa"/>
                 </w:tcPr>
                 <w:p>
                   <w:pPr>
@@ -23026,7 +23035,7 @@
               </w:tc>
               <w:tc>
                 <w:tcPr>
-                  <w:tcW w:w="825" w:type="dxa"/>
+                  <w:tcW w:w="1258" w:type="dxa"/>
                 </w:tcPr>
                 <w:p>
                   <w:pPr>
@@ -23055,7 +23064,7 @@
               </w:tc>
               <w:tc>
                 <w:tcPr>
-                  <w:tcW w:w="825" w:type="dxa"/>
+                  <w:tcW w:w="1258" w:type="dxa"/>
                 </w:tcPr>
                 <w:p>
                   <w:pPr>
@@ -23084,7 +23093,7 @@
               </w:tc>
               <w:tc>
                 <w:tcPr>
-                  <w:tcW w:w="825" w:type="dxa"/>
+                  <w:tcW w:w="1258" w:type="dxa"/>
                 </w:tcPr>
                 <w:p>
                   <w:pPr>
@@ -23113,7 +23122,7 @@
               </w:tc>
               <w:tc>
                 <w:tcPr>
-                  <w:tcW w:w="825" w:type="dxa"/>
+                  <w:tcW w:w="1258" w:type="dxa"/>
                 </w:tcPr>
                 <w:p>
                   <w:pPr>
@@ -23144,7 +23153,7 @@
             <w:tr>
               <w:tc>
                 <w:tcPr>
-                  <w:tcW w:w="1725" w:type="dxa"/>
+                  <w:tcW w:w="2326" w:type="dxa"/>
                 </w:tcPr>
                 <w:p>
                   <w:pPr>
@@ -23201,7 +23210,7 @@
               </w:tc>
               <w:tc>
                 <w:tcPr>
-                  <w:tcW w:w="525" w:type="dxa"/>
+                  <w:tcW w:w="903" w:type="dxa"/>
                 </w:tcPr>
                 <w:p>
                   <w:pPr>
@@ -23218,7 +23227,7 @@
               </w:tc>
               <w:tc>
                 <w:tcPr>
-                  <w:tcW w:w="825" w:type="dxa"/>
+                  <w:tcW w:w="1258" w:type="dxa"/>
                 </w:tcPr>
                 <w:p>
                   <w:pPr>
@@ -23235,7 +23244,7 @@
               </w:tc>
               <w:tc>
                 <w:tcPr>
-                  <w:tcW w:w="825" w:type="dxa"/>
+                  <w:tcW w:w="1258" w:type="dxa"/>
                 </w:tcPr>
                 <w:p>
                   <w:pPr>
@@ -23252,7 +23261,7 @@
               </w:tc>
               <w:tc>
                 <w:tcPr>
-                  <w:tcW w:w="825" w:type="dxa"/>
+                  <w:tcW w:w="1258" w:type="dxa"/>
                 </w:tcPr>
                 <w:p>
                   <w:pPr>
@@ -23269,7 +23278,7 @@
               </w:tc>
               <w:tc>
                 <w:tcPr>
-                  <w:tcW w:w="825" w:type="dxa"/>
+                  <w:tcW w:w="1258" w:type="dxa"/>
                 </w:tcPr>
                 <w:p>
                   <w:pPr>
@@ -23286,7 +23295,7 @@
               </w:tc>
               <w:tc>
                 <w:tcPr>
-                  <w:tcW w:w="825" w:type="dxa"/>
+                  <w:tcW w:w="1258" w:type="dxa"/>
                 </w:tcPr>
                 <w:p>
                   <w:pPr>
@@ -23305,7 +23314,7 @@
             <w:tr>
               <w:tc>
                 <w:tcPr>
-                  <w:tcW w:w="1725" w:type="dxa"/>
+                  <w:tcW w:w="2326" w:type="dxa"/>
                 </w:tcPr>
                 <w:p>
                   <w:pPr>
@@ -23362,7 +23371,7 @@
               </w:tc>
               <w:tc>
                 <w:tcPr>
-                  <w:tcW w:w="525" w:type="dxa"/>
+                  <w:tcW w:w="903" w:type="dxa"/>
                 </w:tcPr>
                 <w:p>
                   <w:pPr>
@@ -23379,7 +23388,7 @@
               </w:tc>
               <w:tc>
                 <w:tcPr>
-                  <w:tcW w:w="825" w:type="dxa"/>
+                  <w:tcW w:w="1258" w:type="dxa"/>
                 </w:tcPr>
                 <w:p>
                   <w:pPr>
@@ -23396,7 +23405,7 @@
               </w:tc>
               <w:tc>
                 <w:tcPr>
-                  <w:tcW w:w="825" w:type="dxa"/>
+                  <w:tcW w:w="1258" w:type="dxa"/>
                 </w:tcPr>
                 <w:p>
                   <w:pPr>
@@ -23413,7 +23422,7 @@
               </w:tc>
               <w:tc>
                 <w:tcPr>
-                  <w:tcW w:w="825" w:type="dxa"/>
+                  <w:tcW w:w="1258" w:type="dxa"/>
                 </w:tcPr>
                 <w:p>
                   <w:pPr>
@@ -23430,7 +23439,7 @@
               </w:tc>
               <w:tc>
                 <w:tcPr>
-                  <w:tcW w:w="825" w:type="dxa"/>
+                  <w:tcW w:w="1258" w:type="dxa"/>
                 </w:tcPr>
                 <w:p>
                   <w:pPr>
@@ -23447,7 +23456,7 @@
               </w:tc>
               <w:tc>
                 <w:tcPr>
-                  <w:tcW w:w="825" w:type="dxa"/>
+                  <w:tcW w:w="1258" w:type="dxa"/>
                 </w:tcPr>
                 <w:p>
                   <w:pPr>
@@ -23466,7 +23475,7 @@
             <w:tr>
               <w:tc>
                 <w:tcPr>
-                  <w:tcW w:w="1725" w:type="dxa"/>
+                  <w:tcW w:w="2326" w:type="dxa"/>
                 </w:tcPr>
                 <w:p>
                   <w:pPr>
@@ -23541,7 +23550,7 @@
               </w:tc>
               <w:tc>
                 <w:tcPr>
-                  <w:tcW w:w="525" w:type="dxa"/>
+                  <w:tcW w:w="903" w:type="dxa"/>
                 </w:tcPr>
                 <w:p>
                   <w:pPr>
@@ -23558,7 +23567,7 @@
               </w:tc>
               <w:tc>
                 <w:tcPr>
-                  <w:tcW w:w="825" w:type="dxa"/>
+                  <w:tcW w:w="1258" w:type="dxa"/>
                 </w:tcPr>
                 <w:p>
                   <w:pPr>
@@ -23575,7 +23584,7 @@
               </w:tc>
               <w:tc>
                 <w:tcPr>
-                  <w:tcW w:w="825" w:type="dxa"/>
+                  <w:tcW w:w="1258" w:type="dxa"/>
                 </w:tcPr>
                 <w:p>
                   <w:pPr>
@@ -23592,7 +23601,7 @@
               </w:tc>
               <w:tc>
                 <w:tcPr>
-                  <w:tcW w:w="825" w:type="dxa"/>
+                  <w:tcW w:w="1258" w:type="dxa"/>
                 </w:tcPr>
                 <w:p>
                   <w:pPr>
@@ -23609,7 +23618,7 @@
               </w:tc>
               <w:tc>
                 <w:tcPr>
-                  <w:tcW w:w="825" w:type="dxa"/>
+                  <w:tcW w:w="1258" w:type="dxa"/>
                 </w:tcPr>
                 <w:p>
                   <w:pPr>
@@ -23626,7 +23635,7 @@
               </w:tc>
               <w:tc>
                 <w:tcPr>
-                  <w:tcW w:w="825" w:type="dxa"/>
+                  <w:tcW w:w="1258" w:type="dxa"/>
                 </w:tcPr>
                 <w:p>
                   <w:pPr>
@@ -23646,6 +23655,7 @@
           <w:p>
             <w:pPr>
               <w:bidi/>
+              <w:spacing w:before="120"/>
             </w:pPr>
             <w:r>
               <w:rPr>
@@ -28860,7 +28870,7 @@
           <w:tbl>
             <w:tblPr>
               <w:tblStyle w:val="Table"/>
-              <w:tblW w:w="4125" w:type="dxa"/>
+              <w:tblW w:w="7325" w:type="dxa"/>
               <w:jc w:val="center"/>
               <w:tblBorders>
                 <w:top w:val="single" w:sz="4" w:space="0" w:color="000000"/>
@@ -28874,13 +28884,13 @@
               <w:tblLook w:firstRow="1" w:lastRow="0" w:firstColumn="0" w:lastColumn="0" w:noHBand="0" w:noVBand="0" w:val="0020"/>
             </w:tblPr>
             <w:tblGrid>
-              <w:gridCol w:w="975"/>
-              <w:gridCol w:w="525"/>
-              <w:gridCol w:w="525"/>
-              <w:gridCol w:w="525"/>
-              <w:gridCol w:w="525"/>
-              <w:gridCol w:w="525"/>
-              <w:gridCol w:w="525"/>
+              <w:gridCol w:w="1535"/>
+              <w:gridCol w:w="965"/>
+              <w:gridCol w:w="965"/>
+              <w:gridCol w:w="965"/>
+              <w:gridCol w:w="965"/>
+              <w:gridCol w:w="965"/>
+              <w:gridCol w:w="965"/>
             </w:tblGrid>
             <w:tr>
               <w:trPr>
@@ -28888,7 +28898,7 @@
               </w:trPr>
               <w:tc>
                 <w:tcPr>
-                  <w:tcW w:w="975" w:type="dxa"/>
+                  <w:tcW w:w="1535" w:type="dxa"/>
                 </w:tcPr>
                 <w:p>
                   <w:pPr>
@@ -28905,7 +28915,7 @@
               </w:tc>
               <w:tc>
                 <w:tcPr>
-                  <w:tcW w:w="525" w:type="dxa"/>
+                  <w:tcW w:w="965" w:type="dxa"/>
                 </w:tcPr>
                 <w:p>
                   <w:pPr>
@@ -28922,7 +28932,7 @@
               </w:tc>
               <w:tc>
                 <w:tcPr>
-                  <w:tcW w:w="525" w:type="dxa"/>
+                  <w:tcW w:w="965" w:type="dxa"/>
                 </w:tcPr>
                 <w:p>
                   <w:pPr>
@@ -28939,7 +28949,7 @@
               </w:tc>
               <w:tc>
                 <w:tcPr>
-                  <w:tcW w:w="525" w:type="dxa"/>
+                  <w:tcW w:w="965" w:type="dxa"/>
                 </w:tcPr>
                 <w:p>
                   <w:pPr>
@@ -28956,7 +28966,7 @@
               </w:tc>
               <w:tc>
                 <w:tcPr>
-                  <w:tcW w:w="525" w:type="dxa"/>
+                  <w:tcW w:w="965" w:type="dxa"/>
                 </w:tcPr>
                 <w:p>
                   <w:pPr>
@@ -28973,7 +28983,7 @@
               </w:tc>
               <w:tc>
                 <w:tcPr>
-                  <w:tcW w:w="525" w:type="dxa"/>
+                  <w:tcW w:w="965" w:type="dxa"/>
                 </w:tcPr>
                 <w:p>
                   <w:pPr>
@@ -28990,7 +29000,7 @@
               </w:tc>
               <w:tc>
                 <w:tcPr>
-                  <w:tcW w:w="525" w:type="dxa"/>
+                  <w:tcW w:w="965" w:type="dxa"/>
                 </w:tcPr>
                 <w:p>
                   <w:pPr>
@@ -29009,7 +29019,7 @@
             <w:tr>
               <w:tc>
                 <w:tcPr>
-                  <w:tcW w:w="975" w:type="dxa"/>
+                  <w:tcW w:w="1535" w:type="dxa"/>
                 </w:tcPr>
                 <w:p>
                   <w:pPr>
@@ -29038,7 +29048,7 @@
               </w:tc>
               <w:tc>
                 <w:tcPr>
-                  <w:tcW w:w="525" w:type="dxa"/>
+                  <w:tcW w:w="965" w:type="dxa"/>
                 </w:tcPr>
                 <w:p>
                   <w:pPr>
@@ -29055,7 +29065,7 @@
               </w:tc>
               <w:tc>
                 <w:tcPr>
-                  <w:tcW w:w="525" w:type="dxa"/>
+                  <w:tcW w:w="965" w:type="dxa"/>
                 </w:tcPr>
                 <w:p>
                   <w:pPr>
@@ -29072,7 +29082,7 @@
               </w:tc>
               <w:tc>
                 <w:tcPr>
-                  <w:tcW w:w="525" w:type="dxa"/>
+                  <w:tcW w:w="965" w:type="dxa"/>
                 </w:tcPr>
                 <w:p>
                   <w:pPr>
@@ -29089,7 +29099,7 @@
               </w:tc>
               <w:tc>
                 <w:tcPr>
-                  <w:tcW w:w="525" w:type="dxa"/>
+                  <w:tcW w:w="965" w:type="dxa"/>
                 </w:tcPr>
                 <w:p>
                   <w:pPr>
@@ -29106,7 +29116,7 @@
               </w:tc>
               <w:tc>
                 <w:tcPr>
-                  <w:tcW w:w="525" w:type="dxa"/>
+                  <w:tcW w:w="965" w:type="dxa"/>
                 </w:tcPr>
                 <w:p>
                   <w:pPr>
@@ -29123,7 +29133,7 @@
               </w:tc>
               <w:tc>
                 <w:tcPr>
-                  <w:tcW w:w="525" w:type="dxa"/>
+                  <w:tcW w:w="965" w:type="dxa"/>
                 </w:tcPr>
                 <w:p>
                   <w:pPr>
@@ -29143,6 +29153,7 @@
           <w:p>
             <w:pPr>
               <w:bidi/>
+              <w:spacing w:before="120"/>
             </w:pPr>
             <w:r>
               <w:rPr>
@@ -33300,7 +33311,7 @@
           <w:tbl>
             <w:tblPr>
               <w:tblStyle w:val="Table"/>
-              <w:tblW w:w="3375" w:type="dxa"/>
+              <w:tblW w:w="5775" w:type="dxa"/>
               <w:jc w:val="center"/>
               <w:tblBorders>
                 <w:top w:val="single" w:sz="4" w:space="0" w:color="000000"/>
@@ -33314,11 +33325,11 @@
               <w:tblLook w:firstRow="1" w:lastRow="0" w:firstColumn="0" w:lastColumn="0" w:noHBand="0" w:noVBand="0" w:val="0020"/>
             </w:tblPr>
             <w:tblGrid>
-              <w:gridCol w:w="975"/>
-              <w:gridCol w:w="675"/>
-              <w:gridCol w:w="675"/>
-              <w:gridCol w:w="525"/>
-              <w:gridCol w:w="525"/>
+              <w:gridCol w:w="1535"/>
+              <w:gridCol w:w="1155"/>
+              <w:gridCol w:w="1155"/>
+              <w:gridCol w:w="965"/>
+              <w:gridCol w:w="965"/>
             </w:tblGrid>
             <w:tr>
               <w:trPr>
@@ -33326,7 +33337,7 @@
               </w:trPr>
               <w:tc>
                 <w:tcPr>
-                  <w:tcW w:w="975" w:type="dxa"/>
+                  <w:tcW w:w="1535" w:type="dxa"/>
                 </w:tcPr>
                 <w:p>
                   <w:pPr>
@@ -33349,7 +33360,7 @@
               </w:tc>
               <w:tc>
                 <w:tcPr>
-                  <w:tcW w:w="675" w:type="dxa"/>
+                  <w:tcW w:w="1155" w:type="dxa"/>
                 </w:tcPr>
                 <w:p>
                   <w:pPr>
@@ -33366,7 +33377,7 @@
               </w:tc>
               <w:tc>
                 <w:tcPr>
-                  <w:tcW w:w="675" w:type="dxa"/>
+                  <w:tcW w:w="1155" w:type="dxa"/>
                 </w:tcPr>
                 <w:p>
                   <w:pPr>
@@ -33383,7 +33394,7 @@
               </w:tc>
               <w:tc>
                 <w:tcPr>
-                  <w:tcW w:w="525" w:type="dxa"/>
+                  <w:tcW w:w="965" w:type="dxa"/>
                 </w:tcPr>
                 <w:p>
                   <w:pPr>
@@ -33400,7 +33411,7 @@
               </w:tc>
               <w:tc>
                 <w:tcPr>
-                  <w:tcW w:w="525" w:type="dxa"/>
+                  <w:tcW w:w="965" w:type="dxa"/>
                 </w:tcPr>
                 <w:p>
                   <w:pPr>
@@ -33419,7 +33430,7 @@
             <w:tr>
               <w:tc>
                 <w:tcPr>
-                  <w:tcW w:w="975" w:type="dxa"/>
+                  <w:tcW w:w="1535" w:type="dxa"/>
                 </w:tcPr>
                 <w:p>
                   <w:pPr>
@@ -33442,7 +33453,7 @@
               </w:tc>
               <w:tc>
                 <w:tcPr>
-                  <w:tcW w:w="675" w:type="dxa"/>
+                  <w:tcW w:w="1155" w:type="dxa"/>
                 </w:tcPr>
                 <w:p>
                   <w:pPr>
@@ -33459,7 +33470,7 @@
               </w:tc>
               <w:tc>
                 <w:tcPr>
-                  <w:tcW w:w="675" w:type="dxa"/>
+                  <w:tcW w:w="1155" w:type="dxa"/>
                 </w:tcPr>
                 <w:p>
                   <w:pPr>
@@ -33476,7 +33487,7 @@
               </w:tc>
               <w:tc>
                 <w:tcPr>
-                  <w:tcW w:w="525" w:type="dxa"/>
+                  <w:tcW w:w="965" w:type="dxa"/>
                 </w:tcPr>
                 <w:p>
                   <w:pPr>
@@ -33493,7 +33504,7 @@
               </w:tc>
               <w:tc>
                 <w:tcPr>
-                  <w:tcW w:w="525" w:type="dxa"/>
+                  <w:tcW w:w="965" w:type="dxa"/>
                 </w:tcPr>
                 <w:p>
                   <w:pPr>
@@ -33512,7 +33523,7 @@
             <w:tr>
               <w:tc>
                 <w:tcPr>
-                  <w:tcW w:w="975" w:type="dxa"/>
+                  <w:tcW w:w="1535" w:type="dxa"/>
                 </w:tcPr>
                 <w:p>
                   <w:pPr>
@@ -33547,7 +33558,7 @@
               </w:tc>
               <w:tc>
                 <w:tcPr>
-                  <w:tcW w:w="675" w:type="dxa"/>
+                  <w:tcW w:w="1155" w:type="dxa"/>
                 </w:tcPr>
                 <w:p>
                   <w:pPr>
@@ -33564,7 +33575,7 @@
               </w:tc>
               <w:tc>
                 <w:tcPr>
-                  <w:tcW w:w="675" w:type="dxa"/>
+                  <w:tcW w:w="1155" w:type="dxa"/>
                 </w:tcPr>
                 <w:p>
                   <w:pPr>
@@ -33581,7 +33592,7 @@
               </w:tc>
               <w:tc>
                 <w:tcPr>
-                  <w:tcW w:w="525" w:type="dxa"/>
+                  <w:tcW w:w="965" w:type="dxa"/>
                 </w:tcPr>
                 <w:p>
                   <w:pPr>
@@ -33598,7 +33609,7 @@
               </w:tc>
               <w:tc>
                 <w:tcPr>
-                  <w:tcW w:w="525" w:type="dxa"/>
+                  <w:tcW w:w="965" w:type="dxa"/>
                 </w:tcPr>
                 <w:p>
                   <w:pPr>
@@ -33617,7 +33628,7 @@
             <w:tr>
               <w:tc>
                 <w:tcPr>
-                  <w:tcW w:w="975" w:type="dxa"/>
+                  <w:tcW w:w="1535" w:type="dxa"/>
                 </w:tcPr>
                 <w:p>
                   <w:pPr>
@@ -33652,7 +33663,7 @@
               </w:tc>
               <w:tc>
                 <w:tcPr>
-                  <w:tcW w:w="675" w:type="dxa"/>
+                  <w:tcW w:w="1155" w:type="dxa"/>
                 </w:tcPr>
                 <w:p>
                   <w:pPr>
@@ -33669,7 +33680,7 @@
               </w:tc>
               <w:tc>
                 <w:tcPr>
-                  <w:tcW w:w="675" w:type="dxa"/>
+                  <w:tcW w:w="1155" w:type="dxa"/>
                 </w:tcPr>
                 <w:p>
                   <w:pPr>
@@ -33686,7 +33697,7 @@
               </w:tc>
               <w:tc>
                 <w:tcPr>
-                  <w:tcW w:w="525" w:type="dxa"/>
+                  <w:tcW w:w="965" w:type="dxa"/>
                 </w:tcPr>
                 <w:p>
                   <w:pPr>
@@ -33703,7 +33714,7 @@
               </w:tc>
               <w:tc>
                 <w:tcPr>
-                  <w:tcW w:w="525" w:type="dxa"/>
+                  <w:tcW w:w="965" w:type="dxa"/>
                 </w:tcPr>
                 <w:p>
                   <w:pPr>
@@ -33723,6 +33734,7 @@
           <w:p>
             <w:pPr>
               <w:bidi/>
+              <w:spacing w:before="120"/>
             </w:pPr>
             <w:r>
               <w:rPr>
@@ -64080,7 +64092,7 @@
           <w:tbl>
             <w:tblPr>
               <w:tblStyle w:val="Table"/>
-              <w:tblW w:w="7575" w:type="dxa"/>
+              <w:tblW w:w="9521" w:type="dxa"/>
               <w:jc w:val="center"/>
               <w:tblBorders>
                 <w:top w:val="single" w:sz="4" w:space="0" w:color="000000"/>
@@ -64094,13 +64106,13 @@
               <w:tblLook w:firstRow="1" w:lastRow="0" w:firstColumn="0" w:lastColumn="0" w:noHBand="0" w:noVBand="0" w:val="0020"/>
             </w:tblPr>
             <w:tblGrid>
-              <w:gridCol w:w="2925"/>
-              <w:gridCol w:w="525"/>
-              <w:gridCol w:w="825"/>
-              <w:gridCol w:w="825"/>
-              <w:gridCol w:w="825"/>
-              <w:gridCol w:w="825"/>
-              <w:gridCol w:w="825"/>
+              <w:gridCol w:w="3261"/>
+              <w:gridCol w:w="785"/>
+              <w:gridCol w:w="1095"/>
+              <w:gridCol w:w="1095"/>
+              <w:gridCol w:w="1095"/>
+              <w:gridCol w:w="1095"/>
+              <w:gridCol w:w="1095"/>
             </w:tblGrid>
             <w:tr>
               <w:trPr>
@@ -64108,7 +64120,7 @@
               </w:trPr>
               <w:tc>
                 <w:tcPr>
-                  <w:tcW w:w="2925" w:type="dxa"/>
+                  <w:tcW w:w="3261" w:type="dxa"/>
                 </w:tcPr>
                 <w:p>
                   <w:pPr>
@@ -64131,7 +64143,7 @@
               </w:tc>
               <w:tc>
                 <w:tcPr>
-                  <w:tcW w:w="525" w:type="dxa"/>
+                  <w:tcW w:w="785" w:type="dxa"/>
                 </w:tcPr>
                 <w:p>
                   <w:pPr>
@@ -64151,7 +64163,7 @@
               </w:tc>
               <w:tc>
                 <w:tcPr>
-                  <w:tcW w:w="825" w:type="dxa"/>
+                  <w:tcW w:w="1095" w:type="dxa"/>
                 </w:tcPr>
                 <w:p>
                   <w:pPr>
@@ -64180,7 +64192,7 @@
               </w:tc>
               <w:tc>
                 <w:tcPr>
-                  <w:tcW w:w="825" w:type="dxa"/>
+                  <w:tcW w:w="1095" w:type="dxa"/>
                 </w:tcPr>
                 <w:p>
                   <w:pPr>
@@ -64209,7 +64221,7 @@
               </w:tc>
               <w:tc>
                 <w:tcPr>
-                  <w:tcW w:w="825" w:type="dxa"/>
+                  <w:tcW w:w="1095" w:type="dxa"/>
                 </w:tcPr>
                 <w:p>
                   <w:pPr>
@@ -64238,7 +64250,7 @@
               </w:tc>
               <w:tc>
                 <w:tcPr>
-                  <w:tcW w:w="825" w:type="dxa"/>
+                  <w:tcW w:w="1095" w:type="dxa"/>
                 </w:tcPr>
                 <w:p>
                   <w:pPr>
@@ -64267,7 +64279,7 @@
               </w:tc>
               <w:tc>
                 <w:tcPr>
-                  <w:tcW w:w="825" w:type="dxa"/>
+                  <w:tcW w:w="1095" w:type="dxa"/>
                 </w:tcPr>
                 <w:p>
                   <w:pPr>
@@ -64298,7 +64310,7 @@
             <w:tr>
               <w:tc>
                 <w:tcPr>
-                  <w:tcW w:w="2925" w:type="dxa"/>
+                  <w:tcW w:w="3261" w:type="dxa"/>
                 </w:tcPr>
                 <w:p>
                   <w:pPr>
@@ -64359,7 +64371,7 @@
               </w:tc>
               <w:tc>
                 <w:tcPr>
-                  <w:tcW w:w="525" w:type="dxa"/>
+                  <w:tcW w:w="785" w:type="dxa"/>
                 </w:tcPr>
                 <w:p>
                   <w:pPr>
@@ -64376,7 +64388,7 @@
               </w:tc>
               <w:tc>
                 <w:tcPr>
-                  <w:tcW w:w="825" w:type="dxa"/>
+                  <w:tcW w:w="1095" w:type="dxa"/>
                 </w:tcPr>
                 <w:p>
                   <w:pPr>
@@ -64393,7 +64405,7 @@
               </w:tc>
               <w:tc>
                 <w:tcPr>
-                  <w:tcW w:w="825" w:type="dxa"/>
+                  <w:tcW w:w="1095" w:type="dxa"/>
                 </w:tcPr>
                 <w:p>
                   <w:pPr>
@@ -64410,7 +64422,7 @@
               </w:tc>
               <w:tc>
                 <w:tcPr>
-                  <w:tcW w:w="825" w:type="dxa"/>
+                  <w:tcW w:w="1095" w:type="dxa"/>
                 </w:tcPr>
                 <w:p>
                   <w:pPr>
@@ -64427,7 +64439,7 @@
               </w:tc>
               <w:tc>
                 <w:tcPr>
-                  <w:tcW w:w="825" w:type="dxa"/>
+                  <w:tcW w:w="1095" w:type="dxa"/>
                 </w:tcPr>
                 <w:p>
                   <w:pPr>
@@ -64444,7 +64456,7 @@
               </w:tc>
               <w:tc>
                 <w:tcPr>
-                  <w:tcW w:w="825" w:type="dxa"/>
+                  <w:tcW w:w="1095" w:type="dxa"/>
                 </w:tcPr>
                 <w:p>
                   <w:pPr>
@@ -64464,6 +64476,7 @@
           <w:p>
             <w:pPr>
               <w:bidi/>
+              <w:spacing w:before="120"/>
             </w:pPr>
             <w:r>
               <w:rPr>
@@ -67262,7 +67275,7 @@
           <w:tbl>
             <w:tblPr>
               <w:tblStyle w:val="Table"/>
-              <w:tblW w:w="3525" w:type="dxa"/>
+              <w:tblW w:w="5365" w:type="dxa"/>
               <w:jc w:val="center"/>
               <w:tblBorders>
                 <w:top w:val="single" w:sz="4" w:space="0" w:color="000000"/>
@@ -67276,9 +67289,9 @@
               <w:tblLook w:firstRow="1" w:lastRow="0" w:firstColumn="0" w:lastColumn="0" w:noHBand="0" w:noVBand="0" w:val="0020"/>
             </w:tblPr>
             <w:tblGrid>
-              <w:gridCol w:w="1875"/>
-              <w:gridCol w:w="825"/>
-              <w:gridCol w:w="825"/>
+              <w:gridCol w:w="2675"/>
+              <w:gridCol w:w="1345"/>
+              <w:gridCol w:w="1345"/>
             </w:tblGrid>
             <w:tr>
               <w:trPr>
@@ -67286,7 +67299,7 @@
               </w:trPr>
               <w:tc>
                 <w:tcPr>
-                  <w:tcW w:w="1875" w:type="dxa"/>
+                  <w:tcW w:w="2675" w:type="dxa"/>
                 </w:tcPr>
                 <w:p>
                   <w:pPr>
@@ -67303,7 +67316,7 @@
               </w:tc>
               <w:tc>
                 <w:tcPr>
-                  <w:tcW w:w="825" w:type="dxa"/>
+                  <w:tcW w:w="1345" w:type="dxa"/>
                 </w:tcPr>
                 <w:p>
                   <w:pPr>
@@ -67321,7 +67334,7 @@
               </w:tc>
               <w:tc>
                 <w:tcPr>
-                  <w:tcW w:w="825" w:type="dxa"/>
+                  <w:tcW w:w="1345" w:type="dxa"/>
                 </w:tcPr>
                 <w:p>
                   <w:pPr>
@@ -67341,7 +67354,7 @@
             <w:tr>
               <w:tc>
                 <w:tcPr>
-                  <w:tcW w:w="1875" w:type="dxa"/>
+                  <w:tcW w:w="2675" w:type="dxa"/>
                 </w:tcPr>
                 <w:p>
                   <w:pPr>
@@ -67401,7 +67414,7 @@
               </w:tc>
               <w:tc>
                 <w:tcPr>
-                  <w:tcW w:w="825" w:type="dxa"/>
+                  <w:tcW w:w="1345" w:type="dxa"/>
                 </w:tcPr>
                 <w:p>
                   <w:pPr>
@@ -67418,7 +67431,7 @@
               </w:tc>
               <w:tc>
                 <w:tcPr>
-                  <w:tcW w:w="825" w:type="dxa"/>
+                  <w:tcW w:w="1345" w:type="dxa"/>
                 </w:tcPr>
                 <w:p>
                   <w:pPr>
@@ -67438,6 +67451,7 @@
           <w:p>
             <w:pPr>
               <w:bidi/>
+              <w:spacing w:before="120"/>
             </w:pPr>
             <w:r>
               <w:rPr>

--- a/documents/arithmetique/tamarin_arith_3as.docx
+++ b/documents/arithmetique/tamarin_arith_3as.docx
@@ -874,6 +874,9 @@
             </w:pPr>
             <m:oMath>
               <m:r>
+                <m:t>​</m:t>
+              </m:r>
+              <m:r>
                 <m:t>a</m:t>
               </m:r>
               <m:r>
@@ -905,6 +908,9 @@
               <w:t xml:space="preserve"> و </w:t>
             </w:r>
             <m:oMath>
+              <m:r>
+                <m:t>​</m:t>
+              </m:r>
               <m:r>
                 <m:t>0</m:t>
               </m:r>
@@ -1218,6 +1224,9 @@
               <w:jc w:val="center"/>
             </w:pPr>
             <m:oMath>
+              <m:r>
+                <m:t>​</m:t>
+              </m:r>
               <m:borderBox>
                 <m:e>
                   <m:r>
@@ -1260,6 +1269,9 @@
               <w:t xml:space="preserve"> مع </w:t>
             </w:r>
             <m:oMath>
+              <m:r>
+                <m:t>​</m:t>
+              </m:r>
               <m:r>
                 <m:t>0</m:t>
               </m:r>
